--- a/Основы Российской Государственности/История района Царицыно.docx
+++ b/Основы Российской Государственности/История района Царицыно.docx
@@ -617,6 +617,12 @@
         <w:rPr>
           <w:rStyle w:val="Strong"/>
         </w:rPr>
+        <w:t xml:space="preserve"> </w:t>
+      </w:r>
+      <w:r>
+        <w:rPr>
+          <w:rStyle w:val="Strong"/>
+        </w:rPr>
         <w:t xml:space="preserve">С </w:t>
       </w:r>
       <w:r>
@@ -916,14 +922,8 @@
         <w:rPr/>
       </w:pPr>
       <w:r>
-        <w:rPr>
-          <w:rStyle w:val="Strong"/>
-        </w:rPr>
-        <w:t>Музей и неудачные проекты:</w:t>
-      </w:r>
-      <w:r>
-        <w:rPr/>
-        <w:t> В 1926 году в некоторых строениях открыли музей. В 1930-е годы возникали фантастические проекты (например, надстроить дворец под дом отдыха), но они не были реализованы. В 1960-е годы Царицыно вошло в состав Москвы.</w:t>
+        <w:rPr/>
+        <w:t>В 1926 году в некоторых строениях открыли музей. В 1930-е годы возникали фантастические проекты (например, надстроить дворец под дом отдыха), но они не были реализованы. В 1960-е годы Царицыно вошло в состав Москвы.</w:t>
       </w:r>
     </w:p>
     <w:p>
@@ -943,14 +943,8 @@
         <w:rPr/>
       </w:pPr>
       <w:r>
-        <w:rPr>
-          <w:rStyle w:val="Strong"/>
-        </w:rPr>
-        <w:t>Статус:</w:t>
-      </w:r>
-      <w:r>
-        <w:rPr/>
-        <w:t> В 1960 году ансамблю присвоили статус </w:t>
+        <w:rPr/>
+        <w:t>В 1960 году ансамблю присвоили статус </w:t>
       </w:r>
       <w:r>
         <w:rPr>
@@ -997,7 +991,15 @@
       </w:r>
       <w:r>
         <w:rPr/>
-        <w:t> вокруг исторического ядра началось массовое жилищное строительство. Выросли типовые микрорайоны (Царицыно, Бирюлёво Восточное), и «Царицыно» стало названием крупного </w:t>
+        <w:t xml:space="preserve"> вокруг исторического ядра началось массовое жилищное строительство. Выросли типовые микрорайоны, </w:t>
+      </w:r>
+      <w:r>
+        <w:rPr/>
+        <w:t xml:space="preserve">такие </w:t>
+      </w:r>
+      <w:r>
+        <w:rPr/>
+        <w:t>Царицыно, Бирюлёво Восточное, и «Царицыно» стало названием крупного </w:t>
       </w:r>
       <w:r>
         <w:rPr>
@@ -1072,27 +1074,45 @@
       </w:pPr>
       <w:r>
         <w:rPr/>
-        <w:t>К концу XX века дворец представлял собой печальное зрелище: без крыши, с деревьями, растущими из стен. Кардинальный перелом произошёл в </w:t>
-      </w:r>
-      <w:r>
-        <w:rPr>
-          <w:rStyle w:val="Strong"/>
-        </w:rPr>
-        <w:t>2004–2007 годах</w:t>
-      </w:r>
-      <w:r>
-        <w:rPr/>
-        <w:t> по инициативе мэра Москвы </w:t>
-      </w:r>
-      <w:r>
-        <w:rPr>
-          <w:rStyle w:val="Strong"/>
-        </w:rPr>
-        <w:t>Ю. М. Лужкова</w:t>
-      </w:r>
-      <w:r>
-        <w:rPr/>
-        <w:t>.</w:t>
+        <w:t xml:space="preserve">К концу XX века дворец представлял собой печальное зрелище: без крыши, с деревьями, растущими из стен. </w:t>
+      </w:r>
+      <w:r>
+        <w:rPr/>
+        <w:t xml:space="preserve">В 2007 году </w:t>
+      </w:r>
+      <w:r>
+        <w:rPr/>
+        <w:t>по инициативе мэра Москвы </w:t>
+      </w:r>
+      <w:r>
+        <w:rPr>
+          <w:rStyle w:val="Strong"/>
+        </w:rPr>
+        <w:t xml:space="preserve">Ю. М. Лужкова. </w:t>
+      </w:r>
+      <w:r>
+        <w:rPr>
+          <w:rStyle w:val="Strong"/>
+          <w:b w:val="false"/>
+          <w:bCs w:val="false"/>
+        </w:rPr>
+        <w:t>Началась к</w:t>
+      </w:r>
+      <w:r>
+        <w:rPr>
+          <w:rStyle w:val="Strong"/>
+          <w:b w:val="false"/>
+          <w:bCs w:val="false"/>
+        </w:rPr>
+        <w:t>омплексная реставрация всего ансамбля</w:t>
+      </w:r>
+      <w:r>
+        <w:rPr>
+          <w:rStyle w:val="Strong"/>
+          <w:b w:val="false"/>
+          <w:bCs w:val="false"/>
+        </w:rPr>
+        <w:t xml:space="preserve"> </w:t>
       </w:r>
     </w:p>
     <w:p>
@@ -1112,24 +1132,16 @@
         <w:rPr/>
       </w:pPr>
       <w:r>
-        <w:rPr>
-          <w:rStyle w:val="Strong"/>
-        </w:rPr>
-        <w:t>Масштабная реставрация:</w:t>
-      </w:r>
-      <w:r>
-        <w:rPr/>
-        <w:t> Были выделены колоссальные средства на комплексную реконструкцию всего ансамбля. Работы велись под руководством архитектора </w:t>
-      </w:r>
-      <w:r>
-        <w:rPr>
-          <w:rStyle w:val="Strong"/>
-        </w:rPr>
-        <w:t>М. Р. Мориной</w:t>
-      </w:r>
-      <w:r>
-        <w:rPr/>
-        <w:t>.</w:t>
+        <w:rPr/>
+        <w:t xml:space="preserve">Проект вызвал дискуссии среди историков и общественности. </w:t>
+      </w:r>
+      <w:r>
+        <w:rPr/>
+        <w:t xml:space="preserve">Противники </w:t>
+      </w:r>
+      <w:r>
+        <w:rPr/>
+        <w:t>указывали на спасение памятника от полного уничтожения и возвращение его людям.</w:t>
       </w:r>
     </w:p>
     <w:p>
@@ -1152,33 +1164,6 @@
         <w:rPr>
           <w:rStyle w:val="Strong"/>
         </w:rPr>
-        <w:t>Споры:</w:t>
-      </w:r>
-      <w:r>
-        <w:rPr/>
-        <w:t> Проект вызвал огромные дискуссии среди историков и общественности. Критики утверждали, что это не реставрация, а «новодел», так как от исторических построек оставались лишь стены. Сторонники указывали на спасение памятника от полного уничтожения и возвращение его людям.</w:t>
-      </w:r>
-    </w:p>
-    <w:p>
-      <w:pPr>
-        <w:pStyle w:val="BodyText"/>
-        <w:numPr>
-          <w:ilvl w:val="0"/>
-          <w:numId w:val="5"/>
-        </w:numPr>
-        <w:tabs>
-          <w:tab w:val="clear" w:pos="709"/>
-          <w:tab w:val="left" w:pos="0" w:leader="none"/>
-        </w:tabs>
-        <w:bidi w:val="0"/>
-        <w:ind w:hanging="0" w:start="0"/>
-        <w:jc w:val="start"/>
-        <w:rPr/>
-      </w:pPr>
-      <w:r>
-        <w:rPr>
-          <w:rStyle w:val="Strong"/>
-        </w:rPr>
         <w:t>Результат:</w:t>
       </w:r>
       <w:r>
@@ -1260,11 +1245,19 @@
         <w:rPr>
           <w:rStyle w:val="Strong"/>
         </w:rPr>
-        <w:t>Крупнейший музей-заповедник Москвы</w:t>
-      </w:r>
-      <w:r>
-        <w:rPr/>
-        <w:t> (площадь более 400 га) с богатыми экспозициями в дворцовых зданиях.</w:t>
+        <w:t xml:space="preserve">Крупнейший музей-заповедник Москвы, </w:t>
+      </w:r>
+      <w:r>
+        <w:rPr/>
+        <w:t xml:space="preserve">площадь </w:t>
+      </w:r>
+      <w:r>
+        <w:rPr/>
+        <w:t xml:space="preserve">которого </w:t>
+      </w:r>
+      <w:r>
+        <w:rPr/>
+        <w:t>более 400 га.</w:t>
       </w:r>
     </w:p>
     <w:p>
@@ -1287,11 +1280,11 @@
         <w:rPr>
           <w:rStyle w:val="Strong"/>
         </w:rPr>
-        <w:t>Популярнейшая общественная и рекреационная зона:</w:t>
-      </w:r>
-      <w:r>
-        <w:rPr/>
-        <w:t> место для прогулок, пикников, культурного отдыха горожан всех возрастов.</w:t>
+        <w:t>Культурная площадка:</w:t>
+      </w:r>
+      <w:r>
+        <w:rPr/>
+        <w:t> концерты, фестивали, выставки, светомузыкальные шоу у фонтанов.</w:t>
       </w:r>
     </w:p>
     <w:p>
@@ -1314,11 +1307,7 @@
         <w:rPr>
           <w:rStyle w:val="Strong"/>
         </w:rPr>
-        <w:t>Культурная площадка:</w:t>
-      </w:r>
-      <w:r>
-        <w:rPr/>
-        <w:t> здесь проходят концерты, фестивали, выставки, светомузыкальные шоу у фонтанов.</w:t>
+        <w:t>Развитая инфраструктура</w:t>
       </w:r>
     </w:p>
     <w:p>
@@ -1339,28 +1328,67 @@
       </w:pPr>
       <w:r>
         <w:rPr>
-          <w:rStyle w:val="Strong"/>
-        </w:rPr>
-        <w:t>Исторический район Москвы</w:t>
-      </w:r>
-      <w:r>
-        <w:rPr/>
-        <w:t> с развитой инфраструктурой и многоэтажной жилой застройкой.</w:t>
-      </w:r>
-    </w:p>
-    <w:p>
-      <w:pPr>
-        <w:pStyle w:val="Heading3"/>
-        <w:bidi w:val="0"/>
-        <w:jc w:val="start"/>
-        <w:rPr/>
-      </w:pPr>
-      <w:r>
-        <w:rPr>
-          <w:rStyle w:val="Strong"/>
           <w:b/>
           <w:bCs/>
         </w:rPr>
+        <w:t>М</w:t>
+      </w:r>
+      <w:r>
+        <w:rPr>
+          <w:b/>
+          <w:bCs/>
+        </w:rPr>
+        <w:t>ногоэтажн</w:t>
+      </w:r>
+      <w:r>
+        <w:rPr>
+          <w:b/>
+          <w:bCs/>
+        </w:rPr>
+        <w:t>ая</w:t>
+      </w:r>
+      <w:r>
+        <w:rPr>
+          <w:b/>
+          <w:bCs/>
+        </w:rPr>
+        <w:t xml:space="preserve"> жил</w:t>
+      </w:r>
+      <w:r>
+        <w:rPr>
+          <w:b/>
+          <w:bCs/>
+        </w:rPr>
+        <w:t xml:space="preserve">ая </w:t>
+      </w:r>
+      <w:r>
+        <w:rPr>
+          <w:b/>
+          <w:bCs/>
+        </w:rPr>
+        <w:t>застройк</w:t>
+      </w:r>
+      <w:r>
+        <w:rPr>
+          <w:b/>
+          <w:bCs/>
+        </w:rPr>
+        <w:t>а</w:t>
+      </w:r>
+    </w:p>
+    <w:p>
+      <w:pPr>
+        <w:pStyle w:val="Heading3"/>
+        <w:bidi w:val="0"/>
+        <w:jc w:val="start"/>
+        <w:rPr/>
+      </w:pPr>
+      <w:r>
+        <w:rPr>
+          <w:rStyle w:val="Strong"/>
+          <w:b/>
+          <w:bCs/>
+        </w:rPr>
         <w:t>Заключение</w:t>
       </w:r>
     </w:p>
@@ -1368,162 +1396,33 @@
       <w:pPr>
         <w:pStyle w:val="BodyText"/>
         <w:bidi w:val="0"/>
-        <w:jc w:val="start"/>
-        <w:rPr/>
-      </w:pPr>
-      <w:r>
-        <w:rPr/>
-        <w:t>История района Царицыно — это уникальный сплав:</w:t>
-      </w:r>
-    </w:p>
-    <w:p>
-      <w:pPr>
-        <w:pStyle w:val="BodyText"/>
-        <w:numPr>
-          <w:ilvl w:val="0"/>
-          <w:numId w:val="7"/>
-        </w:numPr>
-        <w:tabs>
-          <w:tab w:val="clear" w:pos="709"/>
-          <w:tab w:val="left" w:pos="0" w:leader="none"/>
-        </w:tabs>
-        <w:bidi w:val="0"/>
-        <w:ind w:hanging="0" w:start="0"/>
-        <w:jc w:val="start"/>
-        <w:rPr/>
-      </w:pPr>
-      <w:r>
-        <w:rPr>
-          <w:rStyle w:val="Strong"/>
-        </w:rPr>
-        <w:t>Имперского проекта,</w:t>
-      </w:r>
-      <w:r>
-        <w:rPr/>
-        <w:t> так и не реализованного при жизни заказчицы.</w:t>
-      </w:r>
-    </w:p>
-    <w:p>
-      <w:pPr>
-        <w:pStyle w:val="BodyText"/>
-        <w:numPr>
-          <w:ilvl w:val="0"/>
-          <w:numId w:val="7"/>
-        </w:numPr>
-        <w:tabs>
-          <w:tab w:val="clear" w:pos="709"/>
-          <w:tab w:val="left" w:pos="0" w:leader="none"/>
-        </w:tabs>
-        <w:bidi w:val="0"/>
-        <w:ind w:hanging="0" w:start="0"/>
-        <w:jc w:val="start"/>
-        <w:rPr/>
-      </w:pPr>
-      <w:r>
-        <w:rPr>
-          <w:rStyle w:val="Strong"/>
-        </w:rPr>
-        <w:t>Архитектурной драмы</w:t>
-      </w:r>
-      <w:r>
-        <w:rPr/>
-        <w:t> двух великих зодчих.</w:t>
-      </w:r>
-    </w:p>
-    <w:p>
-      <w:pPr>
-        <w:pStyle w:val="BodyText"/>
-        <w:numPr>
-          <w:ilvl w:val="0"/>
-          <w:numId w:val="7"/>
-        </w:numPr>
-        <w:tabs>
-          <w:tab w:val="clear" w:pos="709"/>
-          <w:tab w:val="left" w:pos="0" w:leader="none"/>
-        </w:tabs>
-        <w:bidi w:val="0"/>
-        <w:ind w:hanging="0" w:start="0"/>
-        <w:jc w:val="start"/>
-        <w:rPr/>
-      </w:pPr>
-      <w:r>
-        <w:rPr>
-          <w:rStyle w:val="Strong"/>
-        </w:rPr>
-        <w:t>Долгого периода романтического запустения.</w:t>
-      </w:r>
-    </w:p>
-    <w:p>
-      <w:pPr>
-        <w:pStyle w:val="BodyText"/>
-        <w:numPr>
-          <w:ilvl w:val="0"/>
-          <w:numId w:val="7"/>
-        </w:numPr>
-        <w:tabs>
-          <w:tab w:val="clear" w:pos="709"/>
-          <w:tab w:val="left" w:pos="0" w:leader="none"/>
-        </w:tabs>
-        <w:bidi w:val="0"/>
-        <w:ind w:hanging="0" w:start="0"/>
-        <w:jc w:val="start"/>
-        <w:rPr/>
-      </w:pPr>
-      <w:r>
-        <w:rPr>
-          <w:rStyle w:val="Strong"/>
-        </w:rPr>
-        <w:t>Советской урбанизации.</w:t>
-      </w:r>
-    </w:p>
-    <w:p>
-      <w:pPr>
-        <w:pStyle w:val="BodyText"/>
-        <w:numPr>
-          <w:ilvl w:val="0"/>
-          <w:numId w:val="7"/>
-        </w:numPr>
-        <w:tabs>
-          <w:tab w:val="clear" w:pos="709"/>
-          <w:tab w:val="left" w:pos="0" w:leader="none"/>
-        </w:tabs>
-        <w:bidi w:val="0"/>
-        <w:ind w:hanging="0" w:start="0"/>
-        <w:jc w:val="start"/>
-        <w:rPr/>
-      </w:pPr>
-      <w:r>
-        <w:rPr>
-          <w:rStyle w:val="Strong"/>
-        </w:rPr>
-        <w:t>Масштабной реконструкции XXI века,</w:t>
-      </w:r>
-      <w:r>
-        <w:rPr/>
-        <w:t> превратившей руины в один из главных символов обновлённой Москвы.</w:t>
-      </w:r>
-    </w:p>
-    <w:p>
-      <w:pPr>
-        <w:pStyle w:val="BodyText"/>
-        <w:bidi w:val="0"/>
-        <w:jc w:val="start"/>
-        <w:rPr/>
-      </w:pPr>
-      <w:r>
-        <w:rPr/>
-        <w:t>От «Чёрной Грязи» до блистательного, но неудачного проекта Екатерины, от дачной идиллии до спального района и, наконец, до музейно-паркового центра — путь Царицына отражает многие ключевые этапы российской истории.</w:t>
-      </w:r>
-    </w:p>
-    <w:p>
-      <w:pPr>
-        <w:pStyle w:val="Normal"/>
-        <w:bidi w:val="0"/>
-        <w:jc w:val="start"/>
-        <w:rPr/>
-      </w:pPr>
-      <w:r>
-        <w:rPr/>
+        <w:spacing w:before="0" w:after="140"/>
+        <w:jc w:val="start"/>
+        <w:rPr/>
+      </w:pPr>
+      <w:r>
+        <w:rPr/>
+        <w:t xml:space="preserve">От «Чёрной Грязи» неудачного проекта Екатерины, от дачной идиллии до спального района и, наконец, </w:t>
+      </w:r>
+      <w:r>
+        <w:rPr/>
+        <w:t xml:space="preserve">и </w:t>
+      </w:r>
+      <w:r>
+        <w:rPr/>
+        <w:t>музейно-парков</w:t>
+      </w:r>
+      <w:r>
+        <w:rPr/>
+        <w:t xml:space="preserve">ым </w:t>
+      </w:r>
+      <w:r>
+        <w:rPr/>
+        <w:t>центр</w:t>
+      </w:r>
+      <w:r>
+        <w:rPr/>
+        <w:t>ым. У моего района богатая история. Спасибо!</w:t>
       </w:r>
     </w:p>
     <w:sectPr>
@@ -2352,144 +2251,6 @@
     </w:lvl>
   </w:abstractNum>
   <w:abstractNum w:abstractNumId="7">
-    <w:lvl w:ilvl="0">
-      <w:start w:val="1"/>
-      <w:numFmt w:val="bullet"/>
-      <w:suff w:val="nothing"/>
-      <w:lvlText w:val=""/>
-      <w:lvlJc w:val="start"/>
-      <w:pPr>
-        <w:tabs>
-          <w:tab w:val="num" w:pos="0"/>
-        </w:tabs>
-        <w:ind w:start="0" w:hanging="0"/>
-      </w:pPr>
-      <w:rPr>
-        <w:rFonts w:ascii="Symbol" w:hAnsi="Symbol" w:cs="Symbol" w:hint="default"/>
-      </w:rPr>
-    </w:lvl>
-    <w:lvl w:ilvl="1">
-      <w:start w:val="1"/>
-      <w:numFmt w:val="bullet"/>
-      <w:lvlText w:val=""/>
-      <w:lvlJc w:val="start"/>
-      <w:pPr>
-        <w:tabs>
-          <w:tab w:val="num" w:pos="1418"/>
-        </w:tabs>
-        <w:ind w:start="1418" w:hanging="283"/>
-      </w:pPr>
-      <w:rPr>
-        <w:rFonts w:ascii="Symbol" w:hAnsi="Symbol" w:cs="Symbol" w:hint="default"/>
-      </w:rPr>
-    </w:lvl>
-    <w:lvl w:ilvl="2">
-      <w:start w:val="1"/>
-      <w:numFmt w:val="bullet"/>
-      <w:lvlText w:val=""/>
-      <w:lvlJc w:val="start"/>
-      <w:pPr>
-        <w:tabs>
-          <w:tab w:val="num" w:pos="2127"/>
-        </w:tabs>
-        <w:ind w:start="2127" w:hanging="283"/>
-      </w:pPr>
-      <w:rPr>
-        <w:rFonts w:ascii="Symbol" w:hAnsi="Symbol" w:cs="Symbol" w:hint="default"/>
-      </w:rPr>
-    </w:lvl>
-    <w:lvl w:ilvl="3">
-      <w:start w:val="1"/>
-      <w:numFmt w:val="bullet"/>
-      <w:lvlText w:val=""/>
-      <w:lvlJc w:val="start"/>
-      <w:pPr>
-        <w:tabs>
-          <w:tab w:val="num" w:pos="2836"/>
-        </w:tabs>
-        <w:ind w:start="2836" w:hanging="283"/>
-      </w:pPr>
-      <w:rPr>
-        <w:rFonts w:ascii="Symbol" w:hAnsi="Symbol" w:cs="Symbol" w:hint="default"/>
-      </w:rPr>
-    </w:lvl>
-    <w:lvl w:ilvl="4">
-      <w:start w:val="1"/>
-      <w:numFmt w:val="bullet"/>
-      <w:lvlText w:val=""/>
-      <w:lvlJc w:val="start"/>
-      <w:pPr>
-        <w:tabs>
-          <w:tab w:val="num" w:pos="3545"/>
-        </w:tabs>
-        <w:ind w:start="3545" w:hanging="283"/>
-      </w:pPr>
-      <w:rPr>
-        <w:rFonts w:ascii="Symbol" w:hAnsi="Symbol" w:cs="Symbol" w:hint="default"/>
-      </w:rPr>
-    </w:lvl>
-    <w:lvl w:ilvl="5">
-      <w:start w:val="1"/>
-      <w:numFmt w:val="bullet"/>
-      <w:lvlText w:val=""/>
-      <w:lvlJc w:val="start"/>
-      <w:pPr>
-        <w:tabs>
-          <w:tab w:val="num" w:pos="4254"/>
-        </w:tabs>
-        <w:ind w:start="4254" w:hanging="283"/>
-      </w:pPr>
-      <w:rPr>
-        <w:rFonts w:ascii="Symbol" w:hAnsi="Symbol" w:cs="Symbol" w:hint="default"/>
-      </w:rPr>
-    </w:lvl>
-    <w:lvl w:ilvl="6">
-      <w:start w:val="1"/>
-      <w:numFmt w:val="bullet"/>
-      <w:lvlText w:val=""/>
-      <w:lvlJc w:val="start"/>
-      <w:pPr>
-        <w:tabs>
-          <w:tab w:val="num" w:pos="4963"/>
-        </w:tabs>
-        <w:ind w:start="4963" w:hanging="283"/>
-      </w:pPr>
-      <w:rPr>
-        <w:rFonts w:ascii="Symbol" w:hAnsi="Symbol" w:cs="Symbol" w:hint="default"/>
-      </w:rPr>
-    </w:lvl>
-    <w:lvl w:ilvl="7">
-      <w:start w:val="1"/>
-      <w:numFmt w:val="bullet"/>
-      <w:lvlText w:val=""/>
-      <w:lvlJc w:val="start"/>
-      <w:pPr>
-        <w:tabs>
-          <w:tab w:val="num" w:pos="5672"/>
-        </w:tabs>
-        <w:ind w:start="5672" w:hanging="283"/>
-      </w:pPr>
-      <w:rPr>
-        <w:rFonts w:ascii="Symbol" w:hAnsi="Symbol" w:cs="Symbol" w:hint="default"/>
-      </w:rPr>
-    </w:lvl>
-    <w:lvl w:ilvl="8">
-      <w:start w:val="1"/>
-      <w:numFmt w:val="bullet"/>
-      <w:lvlText w:val=""/>
-      <w:lvlJc w:val="start"/>
-      <w:pPr>
-        <w:tabs>
-          <w:tab w:val="num" w:pos="6381"/>
-        </w:tabs>
-        <w:ind w:start="6381" w:hanging="283"/>
-      </w:pPr>
-      <w:rPr>
-        <w:rFonts w:ascii="Symbol" w:hAnsi="Symbol" w:cs="Symbol" w:hint="default"/>
-      </w:rPr>
-    </w:lvl>
-  </w:abstractNum>
-  <w:abstractNum w:abstractNumId="8">
     <w:lvl w:ilvl="0">
       <w:start w:val="1"/>
       <w:numFmt w:val="none"/>
@@ -2629,9 +2390,6 @@
   </w:num>
   <w:num w:numId="7">
     <w:abstractNumId w:val="7"/>
-  </w:num>
-  <w:num w:numId="8">
-    <w:abstractNumId w:val="8"/>
   </w:num>
 </w:numbering>
 </file>

--- a/Основы Российской Государственности/История района Царицыно.docx
+++ b/Основы Российской Государственности/История района Царицыно.docx
@@ -16,7 +16,15 @@
           <w:b/>
           <w:bCs/>
         </w:rPr>
-        <w:t>I. Допетровская эпоха: село Чёрная Грязь</w:t>
+        <w:t xml:space="preserve">Слайд 2. </w:t>
+      </w:r>
+      <w:r>
+        <w:rPr>
+          <w:rStyle w:val="Strong"/>
+          <w:b/>
+          <w:bCs/>
+        </w:rPr>
+        <w:t>Допетровская эпоха: село Чёрная Грязь</w:t>
       </w:r>
     </w:p>
     <w:p>
@@ -165,23 +173,27 @@
           <w:b/>
           <w:bCs/>
         </w:rPr>
-        <w:t>II. Рождение «Царицына»: Императорский замысел Екатерины II (1775–1796)</w:t>
-      </w:r>
-    </w:p>
-    <w:p>
-      <w:pPr>
-        <w:pStyle w:val="BodyText"/>
-        <w:bidi w:val="0"/>
-        <w:jc w:val="start"/>
-        <w:rPr/>
-      </w:pPr>
-      <w:r>
-        <w:rPr/>
-        <w:t>В 1775 году и</w:t>
-      </w:r>
-      <w:r>
-        <w:rPr/>
-        <w:t>мператрица </w:t>
+        <w:t xml:space="preserve">Слайд 3. </w:t>
+      </w:r>
+      <w:r>
+        <w:rPr>
+          <w:rStyle w:val="Strong"/>
+          <w:b/>
+          <w:bCs/>
+        </w:rPr>
+        <w:t>Рождение «Царицына»: Императорский замысел Екатерины II (1775–1796)</w:t>
+      </w:r>
+    </w:p>
+    <w:p>
+      <w:pPr>
+        <w:pStyle w:val="BodyText"/>
+        <w:bidi w:val="0"/>
+        <w:jc w:val="start"/>
+        <w:rPr/>
+      </w:pPr>
+      <w:r>
+        <w:rPr/>
+        <w:t>В 1775 году императрица </w:t>
       </w:r>
       <w:r>
         <w:rPr>
@@ -191,23 +203,7 @@
       </w:r>
       <w:r>
         <w:rPr/>
-        <w:t>, проезжая по этим местам после праздн</w:t>
-      </w:r>
-      <w:r>
-        <w:rPr/>
-        <w:t xml:space="preserve">ования </w:t>
-      </w:r>
-      <w:r>
-        <w:rPr/>
-        <w:t xml:space="preserve">победы над Турцией, была очарована живописными видами и купила имение у наследников князя Кантемира (сына молдавского господаря Дмитрия Кантемира, которому Пётр I подарил эти земли. </w:t>
-      </w:r>
-      <w:r>
-        <w:rPr/>
-        <w:t>В честь него названы Кантемировская танковая дивизия, а позже метро Кантемировская</w:t>
-      </w:r>
-      <w:r>
-        <w:rPr/>
-        <w:t>).</w:t>
+        <w:t>, проезжая по этим местам, была очарована живописными видами и купила имение у наследников князя Кантемира (сына молдавского господаря Дмитрия Кантемира, которому Пётр I подарил эти земли. В честь него названы Кантемировская танковая дивизия, а позже метро Кантемировская).</w:t>
       </w:r>
     </w:p>
     <w:p>
@@ -259,7 +255,7 @@
       </w:pPr>
       <w:r>
         <w:rPr/>
-        <w:t>Императрица задумала построить здесь подмосковную резиденцию — «путевой дворец» для отдыха и неофициальных приёмов. Для этого она пригласила своего придворного архитектора </w:t>
+        <w:t>Императрица задумала построить здесь подмосковную резиденцию для отдыха и неофициальных приёмов. Для этого она пригласила придворного архитектора </w:t>
       </w:r>
       <w:r>
         <w:rPr>
@@ -269,15 +265,15 @@
       </w:r>
       <w:r>
         <w:rPr/>
-        <w:t>, мастера русской неокиготики («псевдоготи</w:t>
-      </w:r>
-      <w:r>
-        <w:rPr/>
-        <w:t>ки</w:t>
-      </w:r>
-      <w:r>
-        <w:rPr/>
-        <w:t>»).</w:t>
+        <w:t>, мастера русской не</w:t>
+      </w:r>
+      <w:r>
+        <w:rPr/>
+        <w:t>о</w:t>
+      </w:r>
+      <w:r>
+        <w:rPr/>
+        <w:t>готики.</w:t>
       </w:r>
     </w:p>
     <w:p>
@@ -300,19 +296,11 @@
         <w:rPr>
           <w:rStyle w:val="Strong"/>
         </w:rPr>
-        <w:t>Архитектура Баженова (1776–1785):</w:t>
-      </w:r>
-      <w:r>
-        <w:rPr/>
-        <w:t xml:space="preserve"> Баженов создал смелый ансамбль в романтическом духе: «игрушечный городок» из отдельных павильонов и строений, разбросанных по </w:t>
-      </w:r>
-      <w:r>
-        <w:rPr/>
-        <w:t>холмам.</w:t>
-      </w:r>
-      <w:r>
-        <w:rPr/>
-        <w:t xml:space="preserve"> Были построены:</w:t>
+        <w:t xml:space="preserve">1776–1785 </w:t>
+      </w:r>
+      <w:r>
+        <w:rPr/>
+        <w:t>Баженов создал смелый ансамбль в романтическом духе: «игрушечный городок» из отдельных павильонов и строений, разбросанных по холмам. Были построены:</w:t>
       </w:r>
     </w:p>
     <w:p>
@@ -339,15 +327,7 @@
       </w:r>
       <w:r>
         <w:rPr/>
-        <w:t> (</w:t>
-      </w:r>
-      <w:r>
-        <w:rPr/>
-        <w:t>который не</w:t>
-      </w:r>
-      <w:r>
-        <w:rPr/>
-        <w:t xml:space="preserve"> сохранился в первоначальном виде)</w:t>
+        <w:t> (который не сохранился в первоначальном виде)</w:t>
       </w:r>
     </w:p>
     <w:p>
@@ -374,15 +354,7 @@
       </w:r>
       <w:r>
         <w:rPr/>
-        <w:t> (</w:t>
-      </w:r>
-      <w:r>
-        <w:rPr/>
-        <w:t>Кухня</w:t>
-      </w:r>
-      <w:r>
-        <w:rPr/>
-        <w:t>)</w:t>
+        <w:t> (Кухня)</w:t>
       </w:r>
     </w:p>
     <w:p>
@@ -507,45 +479,17 @@
       </w:pPr>
       <w:r>
         <w:rPr/>
-        <w:t>Ансамбль был выдержан в стилистике </w:t>
-      </w:r>
-      <w:r>
-        <w:rPr>
-          <w:rStyle w:val="Strong"/>
-        </w:rPr>
-        <w:t>«</w:t>
-      </w:r>
-      <w:r>
-        <w:rPr>
-          <w:rStyle w:val="Strong"/>
-        </w:rPr>
-        <w:t>нео</w:t>
-      </w:r>
-      <w:r>
-        <w:rPr>
-          <w:rStyle w:val="Strong"/>
-        </w:rPr>
-        <w:t>готики»</w:t>
-      </w:r>
-      <w:r>
-        <w:rPr/>
-        <w:t xml:space="preserve"> — </w:t>
-      </w:r>
-      <w:r>
-        <w:rPr/>
-        <w:t>преимущественно красный</w:t>
-      </w:r>
-      <w:r>
-        <w:rPr/>
-        <w:t xml:space="preserve"> кирпич с белокаменным декором, стрельчатые арки </w:t>
-      </w:r>
-      <w:r>
-        <w:rPr/>
-        <w:t>и башни</w:t>
-      </w:r>
-      <w:r>
-        <w:rPr/>
-        <w:t>.</w:t>
+        <w:t xml:space="preserve">Ансамбль был выдержан в </w:t>
+      </w:r>
+      <w:r>
+        <w:rPr/>
+        <w:t xml:space="preserve">фирменном стиле </w:t>
+        <w:softHyphen/>
+        <w:t>Баженова</w:t>
+      </w:r>
+      <w:r>
+        <w:rPr/>
+        <w:t> — преимущественно красный кирпич с белокаменным декором, стрельчатые арки и башни.</w:t>
       </w:r>
     </w:p>
     <w:p>
@@ -566,15 +510,7 @@
       </w:pPr>
       <w:r>
         <w:rPr/>
-        <w:t xml:space="preserve">После 10 лет строительства Екатерина II впервые посетила почти завершённую усадьбу и осталась крайне недовольна. Причины </w:t>
-      </w:r>
-      <w:r>
-        <w:rPr/>
-        <w:t xml:space="preserve">в современной историографии </w:t>
-      </w:r>
-      <w:r>
-        <w:rPr/>
-        <w:t>трактуются по-разному: от тесноты комнат и «мрачности» готики до политических интриг. Императрица приказала </w:t>
+        <w:t>После 10 лет строительства Екатерина II впервые посетила почти завершённую усадьбу и осталась крайне недовольна. Причины в современной историографии трактуются по-разному: от тесноты комнат и «мрачности» готики до политических интриг. Императрица приказала </w:t>
       </w:r>
       <w:r>
         <w:rPr>
@@ -623,13 +559,7 @@
         <w:rPr>
           <w:rStyle w:val="Strong"/>
         </w:rPr>
-        <w:t xml:space="preserve">С </w:t>
-      </w:r>
-      <w:r>
-        <w:rPr>
-          <w:rStyle w:val="Strong"/>
-        </w:rPr>
-        <w:t xml:space="preserve">1786 – </w:t>
+        <w:t xml:space="preserve">С 1786 </w:t>
       </w:r>
       <w:r>
         <w:rPr>
@@ -641,41 +571,11 @@
         <w:rPr>
           <w:rStyle w:val="Strong"/>
         </w:rPr>
-        <w:t xml:space="preserve">1796 </w:t>
-      </w:r>
-      <w:r>
-        <w:rPr>
-          <w:rStyle w:val="Strong"/>
-        </w:rPr>
-        <w:t xml:space="preserve">Проектом руководил </w:t>
-      </w:r>
-      <w:r>
-        <w:rPr/>
-        <w:t xml:space="preserve">Казаков. </w:t>
-      </w:r>
-      <w:r>
-        <w:rPr/>
-        <w:t>Он</w:t>
-      </w:r>
-      <w:r>
-        <w:rPr/>
-        <w:t xml:space="preserve"> сохранил общую стилистику, но создал более монументальное </w:t>
-      </w:r>
-      <w:r>
-        <w:rPr/>
-        <w:t xml:space="preserve">и уже </w:t>
-      </w:r>
-      <w:r>
-        <w:rPr/>
-        <w:t xml:space="preserve">классическое, </w:t>
-      </w:r>
-      <w:r>
-        <w:rPr/>
-        <w:t>а не готическое</w:t>
-      </w:r>
-      <w:r>
-        <w:rPr/>
-        <w:t xml:space="preserve"> по композиции здание </w:t>
+        <w:t xml:space="preserve">1796 Проектом руководил </w:t>
+      </w:r>
+      <w:r>
+        <w:rPr/>
+        <w:t>Казаков. Он сохранил общую стилистику, но создал более монументальное и уже классическое, а не готическое по композиции здание </w:t>
       </w:r>
       <w:r>
         <w:rPr>
@@ -695,11 +595,7 @@
       </w:r>
       <w:r>
         <w:rPr/>
-        <w:t xml:space="preserve">, посетив Царицыно, </w:t>
-      </w:r>
-      <w:r>
-        <w:rPr/>
-        <w:t xml:space="preserve">приказал </w:t>
+        <w:t xml:space="preserve">, посетив Царицыно, приказал </w:t>
       </w:r>
       <w:r>
         <w:rPr>
@@ -710,19 +606,7 @@
       </w:r>
       <w:r>
         <w:rPr/>
-        <w:t xml:space="preserve"> </w:t>
-      </w:r>
-      <w:r>
-        <w:rPr/>
-        <w:t xml:space="preserve">строительство, </w:t>
-      </w:r>
-      <w:r>
-        <w:rPr/>
-        <w:t>и у</w:t>
-      </w:r>
-      <w:r>
-        <w:rPr/>
-        <w:t>садьба была заброшена.</w:t>
+        <w:t xml:space="preserve"> строительство, и усадьба была заброшена.</w:t>
       </w:r>
     </w:p>
     <w:p>
@@ -738,7 +622,15 @@
           <w:b/>
           <w:bCs/>
         </w:rPr>
-        <w:t>III. Забвение и «усадебная жизнь» (XIX – начало XX века)</w:t>
+        <w:t xml:space="preserve">Слайд 4. </w:t>
+      </w:r>
+      <w:r>
+        <w:rPr>
+          <w:rStyle w:val="Strong"/>
+          <w:b/>
+          <w:bCs/>
+        </w:rPr>
+        <w:t>Забвение и «усадебная жизнь» (XIX – начало XX века)</w:t>
       </w:r>
     </w:p>
     <w:p>
@@ -756,7 +648,15 @@
       </w:r>
       <w:r>
         <w:rPr/>
-        <w:t>, постепенно разрушаясь и становясь популярным объектом для романтических прогулок и живописных эскизов. Однако территория не была мёртвой:</w:t>
+        <w:t xml:space="preserve">, постепенно разрушаясь. Однако территория не </w:t>
+      </w:r>
+      <w:r>
+        <w:rPr/>
+        <w:t>пустовала</w:t>
+      </w:r>
+      <w:r>
+        <w:rPr/>
+        <w:t>:</w:t>
       </w:r>
     </w:p>
     <w:p>
@@ -776,14 +676,24 @@
         <w:rPr/>
       </w:pPr>
       <w:r>
-        <w:rPr>
-          <w:rStyle w:val="Strong"/>
-        </w:rPr>
-        <w:t>Парк:</w:t>
-      </w:r>
-      <w:r>
-        <w:rPr/>
-        <w:t> Пейзажный парк, заложенный ещё при Баженове, стал одним из первых «английских» парков в России и был открыт для публичных гуляний.</w:t>
+        <w:rPr/>
+        <w:t xml:space="preserve">Пейзажный парк, заложенный ещё при Баженове, стал одним из первых «английских» </w:t>
+      </w:r>
+      <w:r>
+        <w:rPr/>
+        <w:t>(</w:t>
+      </w:r>
+      <w:r>
+        <w:rPr/>
+        <w:t>Английский парк — это вид пейзажного парка, который имитирует естественную природу и характеризуется асимметричными, извилистыми дорожками, свободными формами водоемов, лужайками и разнообразными зелеными насаждениями. Он появился в Англии в XVIII веке как противопоставление французскому регулярному стилю с его строгой геометрией.</w:t>
+      </w:r>
+      <w:r>
+        <w:rPr/>
+        <w:t>)</w:t>
+      </w:r>
+      <w:r>
+        <w:rPr/>
+        <w:t xml:space="preserve"> парков в России и был открыт для публичных гуляний.</w:t>
       </w:r>
     </w:p>
     <w:p>
@@ -803,14 +713,8 @@
         <w:rPr/>
       </w:pPr>
       <w:r>
-        <w:rPr>
-          <w:rStyle w:val="Strong"/>
-        </w:rPr>
-        <w:t>Оранжереи:</w:t>
-      </w:r>
-      <w:r>
-        <w:rPr/>
-        <w:t> Оранжерейное хозяйство, основанное при Екатерине, успешно развивалось и приносило доход. Выращивались персики, ананасы, редкие цветы.</w:t>
+        <w:rPr/>
+        <w:t>Оранжерейное хозяйство, основанное при Екатерине, развивалось и приносило доход. Выращивались персики, ананасы, редкие цветы.</w:t>
       </w:r>
     </w:p>
     <w:p>
@@ -830,14 +734,8 @@
         <w:rPr/>
       </w:pPr>
       <w:r>
-        <w:rPr>
-          <w:rStyle w:val="Strong"/>
-        </w:rPr>
-        <w:t>Дачная местность:</w:t>
-      </w:r>
-      <w:r>
-        <w:rPr/>
-        <w:t> Во второй половине XIX века окрестности Царицыно превратились в популярную </w:t>
+        <w:rPr/>
+        <w:t>Во второй половине XIX века окрестности Царицыно превратились в популярную </w:t>
       </w:r>
       <w:r>
         <w:rPr>
@@ -847,7 +745,7 @@
       </w:r>
       <w:r>
         <w:rPr/>
-        <w:t>. Снимали дачи представители интеллигенции, здесь жили и работали Ф. М. Достоевский, Ф. И. Тютчев, А. П. Чехов, П. И. Чайковский, И. Е. Репин.</w:t>
+        <w:t>. Снимали дачи представители интеллигенции.</w:t>
       </w:r>
     </w:p>
     <w:p>
@@ -867,14 +765,8 @@
         <w:rPr/>
       </w:pPr>
       <w:r>
-        <w:rPr>
-          <w:rStyle w:val="Strong"/>
-        </w:rPr>
-        <w:t>Железная дорога:</w:t>
-      </w:r>
-      <w:r>
-        <w:rPr/>
-        <w:t> В 1865 году была открыта Курская железная дорога с платформой «Царицыно», что сделало место ещё более доступным.</w:t>
+        <w:rPr/>
+        <w:t>В 1865 году была открыта Курская железная дорога с платформой «Царицыно», что сделало место ещё более доступным.</w:t>
       </w:r>
     </w:p>
     <w:p>
@@ -890,7 +782,15 @@
           <w:b/>
           <w:bCs/>
         </w:rPr>
-        <w:t>IV. Советский период (1917–1990-е): От дач к району Москвы</w:t>
+        <w:t>Слайд 5</w:t>
+      </w:r>
+      <w:r>
+        <w:rPr>
+          <w:rStyle w:val="Strong"/>
+          <w:b/>
+          <w:bCs/>
+        </w:rPr>
+        <w:t>. Советский период (1917–1990-е): От дач к району Москвы</w:t>
       </w:r>
     </w:p>
     <w:p>
@@ -923,7 +823,23 @@
       </w:pPr>
       <w:r>
         <w:rPr/>
-        <w:t>В 1926 году в некоторых строениях открыли музей. В 1930-е годы возникали фантастические проекты (например, надстроить дворец под дом отдыха), но они не были реализованы. В 1960-е годы Царицыно вошло в состав Москвы.</w:t>
+        <w:t xml:space="preserve">В 1926 году в некоторых строениях открыли музей. В 1930-е годы возникали </w:t>
+      </w:r>
+      <w:r>
+        <w:rPr/>
+        <w:t>различные</w:t>
+      </w:r>
+      <w:r>
+        <w:rPr/>
+        <w:t xml:space="preserve"> проекты (например, надстроить дворец под дом отдыха), но они не были реализованы. В 1960-е годы Царицыно </w:t>
+      </w:r>
+      <w:r>
+        <w:rPr/>
+        <w:t xml:space="preserve">(под названием Ленино-Дачное)  </w:t>
+      </w:r>
+      <w:r>
+        <w:rPr/>
+        <w:t>вошло в состав Москвы.</w:t>
       </w:r>
     </w:p>
     <w:p>
@@ -974,14 +890,8 @@
         <w:rPr/>
       </w:pPr>
       <w:r>
-        <w:rPr>
-          <w:rStyle w:val="Strong"/>
-        </w:rPr>
-        <w:t>Район массовой застройки:</w:t>
-      </w:r>
-      <w:r>
-        <w:rPr/>
-        <w:t> В </w:t>
+        <w:rPr/>
+        <w:t>В </w:t>
       </w:r>
       <w:r>
         <w:rPr>
@@ -991,25 +901,11 @@
       </w:r>
       <w:r>
         <w:rPr/>
-        <w:t xml:space="preserve"> вокруг исторического ядра началось массовое жилищное строительство. Выросли типовые микрорайоны, </w:t>
-      </w:r>
-      <w:r>
-        <w:rPr/>
-        <w:t xml:space="preserve">такие </w:t>
-      </w:r>
-      <w:r>
-        <w:rPr/>
-        <w:t>Царицыно, Бирюлёво Восточное, и «Царицыно» стало названием крупного </w:t>
-      </w:r>
-      <w:r>
-        <w:rPr>
-          <w:rStyle w:val="Strong"/>
-        </w:rPr>
-        <w:t>спального района</w:t>
-      </w:r>
-      <w:r>
-        <w:rPr/>
-        <w:t> Москвы. Население увеличилось на сотни тысяч человек.</w:t>
+        <w:t xml:space="preserve"> вокруг исторического ядра началось массовое жилищное строительство. Выросли типовы́е микрорайоны. Население </w:t>
+      </w:r>
+      <w:r>
+        <w:rPr/>
+        <w:t>значительно увеличилось</w:t>
       </w:r>
     </w:p>
     <w:p>
@@ -1046,7 +942,15 @@
       </w:r>
       <w:r>
         <w:rPr/>
-        <w:t>, что теоретически защитило территорию, но состояние самих построек оставалось катастрофическим — они продолжали разрушаться как романтичные руины.</w:t>
+        <w:t xml:space="preserve">, что теоретически защитило территорию, </w:t>
+      </w:r>
+      <w:r>
+        <w:rPr/>
+        <w:t>хотя</w:t>
+      </w:r>
+      <w:r>
+        <w:rPr/>
+        <w:t xml:space="preserve"> самих построек оставалось катастрофическим — они продолжали разрушаться.</w:t>
       </w:r>
     </w:p>
     <w:p>
@@ -1062,27 +966,43 @@
           <w:b/>
           <w:bCs/>
         </w:rPr>
-        <w:t>V. Эпоха возрождения: Грандиозная реконструкция (2000-е годы)</w:t>
-      </w:r>
-    </w:p>
-    <w:p>
-      <w:pPr>
-        <w:pStyle w:val="BodyText"/>
-        <w:bidi w:val="0"/>
-        <w:jc w:val="start"/>
-        <w:rPr/>
-      </w:pPr>
-      <w:r>
-        <w:rPr/>
-        <w:t xml:space="preserve">К концу XX века дворец представлял собой печальное зрелище: без крыши, с деревьями, растущими из стен. </w:t>
-      </w:r>
-      <w:r>
-        <w:rPr/>
-        <w:t xml:space="preserve">В 2007 году </w:t>
-      </w:r>
-      <w:r>
-        <w:rPr/>
-        <w:t>по инициативе мэра Москвы </w:t>
+        <w:t>Слайд 6</w:t>
+      </w:r>
+      <w:r>
+        <w:rPr>
+          <w:rStyle w:val="Strong"/>
+          <w:b/>
+          <w:bCs/>
+        </w:rPr>
+        <w:t xml:space="preserve">. </w:t>
+      </w:r>
+      <w:r>
+        <w:rPr>
+          <w:rStyle w:val="Strong"/>
+          <w:b/>
+          <w:bCs/>
+        </w:rPr>
+        <w:t>Р</w:t>
+      </w:r>
+      <w:r>
+        <w:rPr>
+          <w:rStyle w:val="Strong"/>
+          <w:b/>
+          <w:bCs/>
+        </w:rPr>
+        <w:t>еконструкция (2000-е годы)</w:t>
+      </w:r>
+    </w:p>
+    <w:p>
+      <w:pPr>
+        <w:pStyle w:val="BodyText"/>
+        <w:bidi w:val="0"/>
+        <w:jc w:val="start"/>
+        <w:rPr/>
+      </w:pPr>
+      <w:r>
+        <w:rPr/>
+        <w:t>К концу XX века дворец представлял собой печальное зрелище: без крыши, с деревьями, растущими из стен. В 2007 году по инициативе мэра Москвы </w:t>
       </w:r>
       <w:r>
         <w:rPr>
@@ -1096,105 +1016,248 @@
           <w:b w:val="false"/>
           <w:bCs w:val="false"/>
         </w:rPr>
-        <w:t>Началась к</w:t>
-      </w:r>
-      <w:r>
-        <w:rPr>
-          <w:rStyle w:val="Strong"/>
+        <w:t xml:space="preserve">Началась комплексная реставрация всего ансамбля </w:t>
+      </w:r>
+    </w:p>
+    <w:p>
+      <w:pPr>
+        <w:pStyle w:val="BodyText"/>
+        <w:numPr>
+          <w:ilvl w:val="0"/>
+          <w:numId w:val="5"/>
+        </w:numPr>
+        <w:tabs>
+          <w:tab w:val="clear" w:pos="709"/>
+          <w:tab w:val="left" w:pos="0" w:leader="none"/>
+        </w:tabs>
+        <w:bidi w:val="0"/>
+        <w:ind w:hanging="0" w:start="0"/>
+        <w:jc w:val="start"/>
+        <w:rPr/>
+      </w:pPr>
+      <w:r>
+        <w:rPr/>
+        <w:t>Проект вызвал дискуссии среди историков и общественности. Противники указывали на спасение памятника от полного уничтожения и возвращение его людям.</w:t>
+      </w:r>
+    </w:p>
+    <w:p>
+      <w:pPr>
+        <w:pStyle w:val="BodyText"/>
+        <w:numPr>
+          <w:ilvl w:val="0"/>
+          <w:numId w:val="5"/>
+        </w:numPr>
+        <w:tabs>
+          <w:tab w:val="clear" w:pos="709"/>
+          <w:tab w:val="left" w:pos="0" w:leader="none"/>
+        </w:tabs>
+        <w:bidi w:val="0"/>
+        <w:ind w:hanging="0" w:start="0"/>
+        <w:jc w:val="start"/>
+        <w:rPr/>
+      </w:pPr>
+      <w:r>
+        <w:rPr>
+          <w:rStyle w:val="Strong"/>
+        </w:rPr>
+        <w:t>Результат:</w:t>
+      </w:r>
+      <w:r>
+        <w:rPr/>
+        <w:t> К </w:t>
+      </w:r>
+      <w:r>
+        <w:rPr>
+          <w:rStyle w:val="Strong"/>
+        </w:rPr>
+        <w:t>2007 году</w:t>
+      </w:r>
+      <w:r>
+        <w:rPr/>
+        <w:t> ансамбль был </w:t>
+      </w:r>
+      <w:r>
+        <w:rPr>
+          <w:rStyle w:val="Strong"/>
+        </w:rPr>
+        <w:t>достроен и восстановлен</w:t>
+      </w:r>
+      <w:r>
+        <w:rPr/>
+        <w:t> в том виде, в каком его, вероятно, хотел видеть Казаков. Были отреставрированы все павильоны, воссозданы интерьеры Большого дворца, построены новые фонтанные комплексы, благоустроен парк. </w:t>
+      </w:r>
+      <w:r>
+        <w:rPr>
+          <w:rStyle w:val="Strong"/>
+        </w:rPr>
+        <w:t>Царицыно превратилось в благоустроенный музейно-парковый комплекс.</w:t>
+      </w:r>
+    </w:p>
+    <w:p>
+      <w:pPr>
+        <w:pStyle w:val="Heading3"/>
+        <w:bidi w:val="0"/>
+        <w:jc w:val="start"/>
+        <w:rPr/>
+      </w:pPr>
+      <w:r>
+        <w:rPr>
+          <w:rStyle w:val="Strong"/>
+          <w:b/>
+          <w:bCs/>
+        </w:rPr>
+        <w:t>Слайд 7.</w:t>
+      </w:r>
+      <w:r>
+        <w:rPr>
+          <w:rStyle w:val="Strong"/>
+          <w:b/>
+          <w:bCs/>
+        </w:rPr>
+        <w:t xml:space="preserve"> Современность (с 2007 года по настоящее время)</w:t>
+      </w:r>
+    </w:p>
+    <w:p>
+      <w:pPr>
+        <w:pStyle w:val="BodyText"/>
+        <w:bidi w:val="0"/>
+        <w:jc w:val="start"/>
+        <w:rPr/>
+      </w:pPr>
+      <w:r>
+        <w:rPr/>
+        <w:t>Сегодня Царицыно — это:</w:t>
+      </w:r>
+    </w:p>
+    <w:p>
+      <w:pPr>
+        <w:pStyle w:val="BodyText"/>
+        <w:numPr>
+          <w:ilvl w:val="0"/>
+          <w:numId w:val="6"/>
+        </w:numPr>
+        <w:tabs>
+          <w:tab w:val="clear" w:pos="709"/>
+          <w:tab w:val="left" w:pos="0" w:leader="none"/>
+        </w:tabs>
+        <w:bidi w:val="0"/>
+        <w:ind w:hanging="0" w:start="0"/>
+        <w:jc w:val="start"/>
+        <w:rPr/>
+      </w:pPr>
+      <w:r>
+        <w:rPr>
+          <w:rStyle w:val="Strong"/>
+        </w:rPr>
+        <w:t xml:space="preserve">Крупнейший музей-заповедник Москвы, </w:t>
+      </w:r>
+      <w:r>
+        <w:rPr/>
+        <w:t>площадь которого более 400 га.</w:t>
+      </w:r>
+    </w:p>
+    <w:p>
+      <w:pPr>
+        <w:pStyle w:val="BodyText"/>
+        <w:numPr>
+          <w:ilvl w:val="0"/>
+          <w:numId w:val="6"/>
+        </w:numPr>
+        <w:tabs>
+          <w:tab w:val="clear" w:pos="709"/>
+          <w:tab w:val="left" w:pos="0" w:leader="none"/>
+        </w:tabs>
+        <w:bidi w:val="0"/>
+        <w:ind w:hanging="0" w:start="0"/>
+        <w:jc w:val="start"/>
+        <w:rPr/>
+      </w:pPr>
+      <w:r>
+        <w:rPr>
+          <w:rStyle w:val="Strong"/>
+        </w:rPr>
+        <w:t>Культурная площадка:</w:t>
+      </w:r>
+      <w:r>
+        <w:rPr/>
+        <w:t> концерты, фестивали, выставки, светомузыкальные шоу у фонтанов.</w:t>
+      </w:r>
+    </w:p>
+    <w:p>
+      <w:pPr>
+        <w:pStyle w:val="BodyText"/>
+        <w:numPr>
+          <w:ilvl w:val="0"/>
+          <w:numId w:val="6"/>
+        </w:numPr>
+        <w:tabs>
+          <w:tab w:val="clear" w:pos="709"/>
+          <w:tab w:val="left" w:pos="0" w:leader="none"/>
+        </w:tabs>
+        <w:bidi w:val="0"/>
+        <w:ind w:hanging="0" w:start="0"/>
+        <w:jc w:val="start"/>
+        <w:rPr/>
+      </w:pPr>
+      <w:r>
+        <w:rPr>
+          <w:rStyle w:val="Strong"/>
+        </w:rPr>
+        <w:t>Развитая инфраструктура</w:t>
+      </w:r>
+    </w:p>
+    <w:p>
+      <w:pPr>
+        <w:pStyle w:val="BodyText"/>
+        <w:numPr>
+          <w:ilvl w:val="0"/>
+          <w:numId w:val="6"/>
+        </w:numPr>
+        <w:tabs>
+          <w:tab w:val="clear" w:pos="709"/>
+          <w:tab w:val="left" w:pos="0" w:leader="none"/>
+        </w:tabs>
+        <w:bidi w:val="0"/>
+        <w:ind w:hanging="0" w:start="0"/>
+        <w:jc w:val="start"/>
+        <w:rPr>
+          <w:b/>
+          <w:bCs/>
+        </w:rPr>
+      </w:pPr>
+      <w:r>
+        <w:rPr>
+          <w:b/>
+          <w:bCs/>
+        </w:rPr>
+        <w:t>Многоэтажная жилая застройка</w:t>
+      </w:r>
+    </w:p>
+    <w:p>
+      <w:pPr>
+        <w:pStyle w:val="BodyText"/>
+        <w:numPr>
+          <w:ilvl w:val="0"/>
+          <w:numId w:val="0"/>
+        </w:numPr>
+        <w:tabs>
+          <w:tab w:val="clear" w:pos="709"/>
+          <w:tab w:val="left" w:pos="0" w:leader="none"/>
+        </w:tabs>
+        <w:bidi w:val="0"/>
+        <w:ind w:hanging="0" w:start="0"/>
+        <w:jc w:val="start"/>
+        <w:rPr>
           <w:b w:val="false"/>
           <w:bCs w:val="false"/>
         </w:rPr>
-        <w:t>омплексная реставрация всего ансамбля</w:t>
-      </w:r>
-      <w:r>
-        <w:rPr>
-          <w:rStyle w:val="Strong"/>
+      </w:pPr>
+      <w:r>
+        <w:rPr>
           <w:b w:val="false"/>
           <w:bCs w:val="false"/>
         </w:rPr>
-        <w:t xml:space="preserve"> </w:t>
-      </w:r>
-    </w:p>
-    <w:p>
-      <w:pPr>
-        <w:pStyle w:val="BodyText"/>
-        <w:numPr>
-          <w:ilvl w:val="0"/>
-          <w:numId w:val="5"/>
-        </w:numPr>
-        <w:tabs>
-          <w:tab w:val="clear" w:pos="709"/>
-          <w:tab w:val="left" w:pos="0" w:leader="none"/>
-        </w:tabs>
-        <w:bidi w:val="0"/>
-        <w:ind w:hanging="0" w:start="0"/>
-        <w:jc w:val="start"/>
-        <w:rPr/>
-      </w:pPr>
-      <w:r>
-        <w:rPr/>
-        <w:t xml:space="preserve">Проект вызвал дискуссии среди историков и общественности. </w:t>
-      </w:r>
-      <w:r>
-        <w:rPr/>
-        <w:t xml:space="preserve">Противники </w:t>
-      </w:r>
-      <w:r>
-        <w:rPr/>
-        <w:t>указывали на спасение памятника от полного уничтожения и возвращение его людям.</w:t>
-      </w:r>
-    </w:p>
-    <w:p>
-      <w:pPr>
-        <w:pStyle w:val="BodyText"/>
-        <w:numPr>
-          <w:ilvl w:val="0"/>
-          <w:numId w:val="5"/>
-        </w:numPr>
-        <w:tabs>
-          <w:tab w:val="clear" w:pos="709"/>
-          <w:tab w:val="left" w:pos="0" w:leader="none"/>
-        </w:tabs>
-        <w:bidi w:val="0"/>
-        <w:ind w:hanging="0" w:start="0"/>
-        <w:jc w:val="start"/>
-        <w:rPr/>
-      </w:pPr>
-      <w:r>
-        <w:rPr>
-          <w:rStyle w:val="Strong"/>
-        </w:rPr>
-        <w:t>Результат:</w:t>
-      </w:r>
-      <w:r>
-        <w:rPr/>
-        <w:t> К </w:t>
-      </w:r>
-      <w:r>
-        <w:rPr>
-          <w:rStyle w:val="Strong"/>
-        </w:rPr>
-        <w:t>2007 году</w:t>
-      </w:r>
-      <w:r>
-        <w:rPr/>
-        <w:t> ансамбль был </w:t>
-      </w:r>
-      <w:r>
-        <w:rPr>
-          <w:rStyle w:val="Strong"/>
-        </w:rPr>
-        <w:t>достроен и восстановлен</w:t>
-      </w:r>
-      <w:r>
-        <w:rPr/>
-        <w:t> в том виде, в каком его, вероятно, хотел видеть Казаков. Были отреставрированы все павильоны, воссозданы интерьеры Большого дворца, построены новые фонтанные комплексы, благоустроен парк. </w:t>
-      </w:r>
-      <w:r>
-        <w:rPr>
-          <w:rStyle w:val="Strong"/>
-        </w:rPr>
-        <w:t>Царицыно превратилось в благоустроенный музейно-парковый комплекс.</w:t>
+        <w:t>На территории района располагаются 3 православных церкви: Благовещенская, Архимандрита</w:t>
       </w:r>
     </w:p>
     <w:p>
@@ -1210,185 +1273,6 @@
           <w:b/>
           <w:bCs/>
         </w:rPr>
-        <w:t>VI. Современность (с 2007 года по настоящее время)</w:t>
-      </w:r>
-    </w:p>
-    <w:p>
-      <w:pPr>
-        <w:pStyle w:val="BodyText"/>
-        <w:bidi w:val="0"/>
-        <w:jc w:val="start"/>
-        <w:rPr/>
-      </w:pPr>
-      <w:r>
-        <w:rPr/>
-        <w:t>Сегодня Царицыно — это:</w:t>
-      </w:r>
-    </w:p>
-    <w:p>
-      <w:pPr>
-        <w:pStyle w:val="BodyText"/>
-        <w:numPr>
-          <w:ilvl w:val="0"/>
-          <w:numId w:val="6"/>
-        </w:numPr>
-        <w:tabs>
-          <w:tab w:val="clear" w:pos="709"/>
-          <w:tab w:val="left" w:pos="0" w:leader="none"/>
-        </w:tabs>
-        <w:bidi w:val="0"/>
-        <w:ind w:hanging="0" w:start="0"/>
-        <w:jc w:val="start"/>
-        <w:rPr/>
-      </w:pPr>
-      <w:r>
-        <w:rPr>
-          <w:rStyle w:val="Strong"/>
-        </w:rPr>
-        <w:t xml:space="preserve">Крупнейший музей-заповедник Москвы, </w:t>
-      </w:r>
-      <w:r>
-        <w:rPr/>
-        <w:t xml:space="preserve">площадь </w:t>
-      </w:r>
-      <w:r>
-        <w:rPr/>
-        <w:t xml:space="preserve">которого </w:t>
-      </w:r>
-      <w:r>
-        <w:rPr/>
-        <w:t>более 400 га.</w:t>
-      </w:r>
-    </w:p>
-    <w:p>
-      <w:pPr>
-        <w:pStyle w:val="BodyText"/>
-        <w:numPr>
-          <w:ilvl w:val="0"/>
-          <w:numId w:val="6"/>
-        </w:numPr>
-        <w:tabs>
-          <w:tab w:val="clear" w:pos="709"/>
-          <w:tab w:val="left" w:pos="0" w:leader="none"/>
-        </w:tabs>
-        <w:bidi w:val="0"/>
-        <w:ind w:hanging="0" w:start="0"/>
-        <w:jc w:val="start"/>
-        <w:rPr/>
-      </w:pPr>
-      <w:r>
-        <w:rPr>
-          <w:rStyle w:val="Strong"/>
-        </w:rPr>
-        <w:t>Культурная площадка:</w:t>
-      </w:r>
-      <w:r>
-        <w:rPr/>
-        <w:t> концерты, фестивали, выставки, светомузыкальные шоу у фонтанов.</w:t>
-      </w:r>
-    </w:p>
-    <w:p>
-      <w:pPr>
-        <w:pStyle w:val="BodyText"/>
-        <w:numPr>
-          <w:ilvl w:val="0"/>
-          <w:numId w:val="6"/>
-        </w:numPr>
-        <w:tabs>
-          <w:tab w:val="clear" w:pos="709"/>
-          <w:tab w:val="left" w:pos="0" w:leader="none"/>
-        </w:tabs>
-        <w:bidi w:val="0"/>
-        <w:ind w:hanging="0" w:start="0"/>
-        <w:jc w:val="start"/>
-        <w:rPr/>
-      </w:pPr>
-      <w:r>
-        <w:rPr>
-          <w:rStyle w:val="Strong"/>
-        </w:rPr>
-        <w:t>Развитая инфраструктура</w:t>
-      </w:r>
-    </w:p>
-    <w:p>
-      <w:pPr>
-        <w:pStyle w:val="BodyText"/>
-        <w:numPr>
-          <w:ilvl w:val="0"/>
-          <w:numId w:val="6"/>
-        </w:numPr>
-        <w:tabs>
-          <w:tab w:val="clear" w:pos="709"/>
-          <w:tab w:val="left" w:pos="0" w:leader="none"/>
-        </w:tabs>
-        <w:bidi w:val="0"/>
-        <w:ind w:hanging="0" w:start="0"/>
-        <w:jc w:val="start"/>
-        <w:rPr/>
-      </w:pPr>
-      <w:r>
-        <w:rPr>
-          <w:b/>
-          <w:bCs/>
-        </w:rPr>
-        <w:t>М</w:t>
-      </w:r>
-      <w:r>
-        <w:rPr>
-          <w:b/>
-          <w:bCs/>
-        </w:rPr>
-        <w:t>ногоэтажн</w:t>
-      </w:r>
-      <w:r>
-        <w:rPr>
-          <w:b/>
-          <w:bCs/>
-        </w:rPr>
-        <w:t>ая</w:t>
-      </w:r>
-      <w:r>
-        <w:rPr>
-          <w:b/>
-          <w:bCs/>
-        </w:rPr>
-        <w:t xml:space="preserve"> жил</w:t>
-      </w:r>
-      <w:r>
-        <w:rPr>
-          <w:b/>
-          <w:bCs/>
-        </w:rPr>
-        <w:t xml:space="preserve">ая </w:t>
-      </w:r>
-      <w:r>
-        <w:rPr>
-          <w:b/>
-          <w:bCs/>
-        </w:rPr>
-        <w:t>застройк</w:t>
-      </w:r>
-      <w:r>
-        <w:rPr>
-          <w:b/>
-          <w:bCs/>
-        </w:rPr>
-        <w:t>а</w:t>
-      </w:r>
-    </w:p>
-    <w:p>
-      <w:pPr>
-        <w:pStyle w:val="Heading3"/>
-        <w:bidi w:val="0"/>
-        <w:jc w:val="start"/>
-        <w:rPr/>
-      </w:pPr>
-      <w:r>
-        <w:rPr>
-          <w:rStyle w:val="Strong"/>
-          <w:b/>
-          <w:bCs/>
-        </w:rPr>
         <w:t>Заключение</w:t>
       </w:r>
     </w:p>
@@ -1402,27 +1286,7 @@
       </w:pPr>
       <w:r>
         <w:rPr/>
-        <w:t xml:space="preserve">От «Чёрной Грязи» неудачного проекта Екатерины, от дачной идиллии до спального района и, наконец, </w:t>
-      </w:r>
-      <w:r>
-        <w:rPr/>
-        <w:t xml:space="preserve">и </w:t>
-      </w:r>
-      <w:r>
-        <w:rPr/>
-        <w:t>музейно-парков</w:t>
-      </w:r>
-      <w:r>
-        <w:rPr/>
-        <w:t xml:space="preserve">ым </w:t>
-      </w:r>
-      <w:r>
-        <w:rPr/>
-        <w:t>центр</w:t>
-      </w:r>
-      <w:r>
-        <w:rPr/>
-        <w:t>ым. У моего района богатая история. Спасибо!</w:t>
+        <w:t>От «Чёрной Грязи» неудачного проекта Екатерины, от дачной идиллии до спального района и, наконец, и музейно-парковым центрым. У моего района богатая история. Спасибо!</w:t>
       </w:r>
     </w:p>
     <w:sectPr>
@@ -1432,6 +1296,7 @@
       <w:pgNumType w:fmt="decimal"/>
       <w:formProt w:val="false"/>
       <w:textDirection w:val="lrTb"/>
+      <w:docGrid w:type="default" w:linePitch="100" w:charSpace="0"/>
     </w:sectPr>
   </w:body>
 </w:document>
@@ -2279,7 +2144,6 @@
     </w:lvl>
     <w:lvl w:ilvl="2">
       <w:start w:val="1"/>
-      <w:pStyle w:val="Heading3"/>
       <w:numFmt w:val="none"/>
       <w:suff w:val="nothing"/>
       <w:lvlText w:val=""/>
@@ -2408,7 +2272,6 @@
     </w:rPrDefault>
     <w:pPrDefault>
       <w:pPr>
-        <w:widowControl/>
         <w:suppressAutoHyphens w:val="true"/>
       </w:pPr>
     </w:pPrDefault>
@@ -2418,7 +2281,10 @@
     <w:qFormat/>
     <w:pPr>
       <w:widowControl/>
+      <w:suppressAutoHyphens w:val="true"/>
       <w:bidi w:val="0"/>
+      <w:spacing w:before="0" w:after="0"/>
+      <w:jc w:val="start"/>
     </w:pPr>
     <w:rPr>
       <w:rFonts w:ascii="Liberation Serif" w:hAnsi="Liberation Serif" w:eastAsia="NSimSun" w:cs="Lucida Sans"/>
@@ -2431,7 +2297,7 @@
   </w:style>
   <w:style w:type="paragraph" w:styleId="Heading3">
     <w:name w:val="heading 3"/>
-    <w:basedOn w:val="Style15"/>
+    <w:basedOn w:val="user2"/>
     <w:next w:val="BodyText"/>
     <w:qFormat/>
     <w:pPr>
@@ -2454,19 +2320,19 @@
       <w:bCs/>
     </w:rPr>
   </w:style>
-  <w:style w:type="character" w:styleId="Style13">
-    <w:name w:val="Маркеры"/>
+  <w:style w:type="character" w:styleId="user">
+    <w:name w:val="Маркеры (user)"/>
     <w:qFormat/>
     <w:rPr>
       <w:rFonts w:ascii="OpenSymbol" w:hAnsi="OpenSymbol" w:eastAsia="OpenSymbol" w:cs="OpenSymbol"/>
     </w:rPr>
   </w:style>
-  <w:style w:type="character" w:styleId="Style14">
-    <w:name w:val="Символ нумерации"/>
+  <w:style w:type="character" w:styleId="user1">
+    <w:name w:val="Символ нумерации (user)"/>
     <w:qFormat/>
     <w:rPr/>
   </w:style>
-  <w:style w:type="paragraph" w:styleId="Style15">
+  <w:style w:type="paragraph" w:styleId="Style13">
     <w:name w:val="Заголовок"/>
     <w:basedOn w:val="Normal"/>
     <w:next w:val="BodyText"/>
@@ -2513,8 +2379,34 @@
       <w:szCs w:val="24"/>
     </w:rPr>
   </w:style>
-  <w:style w:type="paragraph" w:styleId="Style16">
+  <w:style w:type="paragraph" w:styleId="Style14">
     <w:name w:val="Указатель"/>
+    <w:basedOn w:val="Normal"/>
+    <w:qFormat/>
+    <w:pPr>
+      <w:suppressLineNumbers/>
+    </w:pPr>
+    <w:rPr>
+      <w:rFonts w:cs="Lucida Sans"/>
+    </w:rPr>
+  </w:style>
+  <w:style w:type="paragraph" w:styleId="user2">
+    <w:name w:val="Заголовок (user)"/>
+    <w:basedOn w:val="Normal"/>
+    <w:next w:val="BodyText"/>
+    <w:qFormat/>
+    <w:pPr>
+      <w:keepNext w:val="true"/>
+      <w:spacing w:before="240" w:after="120"/>
+    </w:pPr>
+    <w:rPr>
+      <w:rFonts w:ascii="Liberation Sans" w:hAnsi="Liberation Sans" w:eastAsia="Microsoft YaHei" w:cs="Lucida Sans"/>
+      <w:sz w:val="28"/>
+      <w:szCs w:val="28"/>
+    </w:rPr>
+  </w:style>
+  <w:style w:type="paragraph" w:styleId="user3">
+    <w:name w:val="Указатель (user)"/>
     <w:basedOn w:val="Normal"/>
     <w:qFormat/>
     <w:pPr>

--- a/Основы Российской Государственности/История района Царицыно.docx
+++ b/Основы Российской Государственности/История района Царицыно.docx
@@ -16,27 +16,178 @@
           <w:b/>
           <w:bCs/>
         </w:rPr>
-        <w:t xml:space="preserve">Слайд 2. </w:t>
-      </w:r>
+        <w:t>Слайд 2. Допетровская эпоха: село Чёрная Грязь</w:t>
+      </w:r>
+    </w:p>
+    <w:p>
+      <w:pPr>
+        <w:pStyle w:val="BodyText"/>
+        <w:bidi w:val="0"/>
+        <w:jc w:val="start"/>
+        <w:rPr/>
+      </w:pPr>
+      <w:r>
+        <w:rPr/>
+        <w:t>История места начинается задолго до появления названия «Царицыно». С глубокой древности эти земли (южное Подмосковье) были заселены славянскими племенами вятичей, о чём свидетельствуют курганы в парке.</w:t>
+      </w:r>
+    </w:p>
+    <w:p>
+      <w:pPr>
+        <w:pStyle w:val="BodyText"/>
+        <w:numPr>
+          <w:ilvl w:val="0"/>
+          <w:numId w:val="1"/>
+        </w:numPr>
+        <w:tabs>
+          <w:tab w:val="clear" w:pos="709"/>
+          <w:tab w:val="left" w:pos="0" w:leader="none"/>
+        </w:tabs>
+        <w:bidi w:val="0"/>
+        <w:ind w:hanging="0" w:start="0"/>
+        <w:jc w:val="start"/>
+        <w:rPr/>
+      </w:pPr>
+      <w:r>
+        <w:rPr>
+          <w:rStyle w:val="Strong"/>
+        </w:rPr>
+        <w:t>XVI–XVII века:</w:t>
+      </w:r>
+      <w:r>
+        <w:rPr/>
+        <w:t> Известно как село </w:t>
+      </w:r>
+      <w:r>
+        <w:rPr>
+          <w:rStyle w:val="Strong"/>
+        </w:rPr>
+        <w:t>«Богородское»</w:t>
+      </w:r>
+      <w:r>
+        <w:rPr/>
+        <w:t>, затем — </w:t>
+      </w:r>
+      <w:r>
+        <w:rPr>
+          <w:rStyle w:val="Strong"/>
+        </w:rPr>
+        <w:t>«Чёрная Грязь»</w:t>
+      </w:r>
+      <w:r>
+        <w:rPr/>
+        <w:t>. Название последнее, вероятно, связано с местными целебными глинистыми почвами или болотами.</w:t>
+      </w:r>
+    </w:p>
+    <w:p>
+      <w:pPr>
+        <w:pStyle w:val="BodyText"/>
+        <w:numPr>
+          <w:ilvl w:val="0"/>
+          <w:numId w:val="1"/>
+        </w:numPr>
+        <w:tabs>
+          <w:tab w:val="clear" w:pos="709"/>
+          <w:tab w:val="left" w:pos="0" w:leader="none"/>
+        </w:tabs>
+        <w:bidi w:val="0"/>
+        <w:ind w:hanging="0" w:start="0"/>
+        <w:jc w:val="start"/>
+        <w:rPr/>
+      </w:pPr>
+      <w:r>
+        <w:rPr>
+          <w:rStyle w:val="Strong"/>
+        </w:rPr>
+        <w:t>Владельцы:</w:t>
+      </w:r>
+      <w:r>
+        <w:rPr/>
+        <w:t> Земли последовательно принадлежали царской семье: Ирине Годуновой (сестре Бориса Годунова), затем боярам Стрешневым (родственникам царя Михаила Фёдоровича). В 1633 году село перешло к боярам </w:t>
+      </w:r>
+      <w:r>
+        <w:rPr>
+          <w:rStyle w:val="Strong"/>
+        </w:rPr>
+        <w:t>Стрешневым</w:t>
+      </w:r>
+      <w:r>
+        <w:rPr/>
+        <w:t>, а в 1684 году — к князю </w:t>
+      </w:r>
+      <w:r>
+        <w:rPr>
+          <w:rStyle w:val="Strong"/>
+        </w:rPr>
+        <w:t>В. В. Голицыну</w:t>
+      </w:r>
+      <w:r>
+        <w:rPr/>
+        <w:t>, фавориту царевны Софьи Алексеевны.</w:t>
+      </w:r>
+    </w:p>
+    <w:p>
+      <w:pPr>
+        <w:pStyle w:val="BodyText"/>
+        <w:numPr>
+          <w:ilvl w:val="0"/>
+          <w:numId w:val="1"/>
+        </w:numPr>
+        <w:tabs>
+          <w:tab w:val="clear" w:pos="709"/>
+          <w:tab w:val="left" w:pos="0" w:leader="none"/>
+        </w:tabs>
+        <w:bidi w:val="0"/>
+        <w:ind w:hanging="0" w:start="0"/>
+        <w:jc w:val="start"/>
+        <w:rPr/>
+      </w:pPr>
+      <w:r>
+        <w:rPr>
+          <w:rStyle w:val="Strong"/>
+        </w:rPr>
+        <w:t>Усадьба Голицына:</w:t>
+      </w:r>
+      <w:r>
+        <w:rPr/>
+        <w:t> При Голицыне здесь сложилась первая значительная усадьба с деревянными хоромами, садом и системой прудов, созданных ещё при Стрешневых. После падения Софьи и ссылки Голицына в 1689 году Пётр I конфисковал усадьбу в казну.</w:t>
+      </w:r>
+    </w:p>
+    <w:p>
+      <w:pPr>
+        <w:pStyle w:val="Heading3"/>
+        <w:bidi w:val="0"/>
+        <w:jc w:val="start"/>
+        <w:rPr/>
+      </w:pPr>
       <w:r>
         <w:rPr>
           <w:rStyle w:val="Strong"/>
           <w:b/>
           <w:bCs/>
         </w:rPr>
-        <w:t>Допетровская эпоха: село Чёрная Грязь</w:t>
-      </w:r>
-    </w:p>
-    <w:p>
-      <w:pPr>
-        <w:pStyle w:val="BodyText"/>
-        <w:bidi w:val="0"/>
-        <w:jc w:val="start"/>
-        <w:rPr/>
-      </w:pPr>
-      <w:r>
-        <w:rPr/>
-        <w:t>История места начинается задолго до появления названия «Царицыно». С глубокой древности эти земли (южное Подмосковье) были заселены славянскими племенами вятичей, о чём свидетельствуют курганы в парке.</w:t>
+        <w:t>Слайд 3. Рождение «Царицына»: Императорский замысел Екатерины II (1775–1796)</w:t>
+      </w:r>
+    </w:p>
+    <w:p>
+      <w:pPr>
+        <w:pStyle w:val="BodyText"/>
+        <w:bidi w:val="0"/>
+        <w:jc w:val="start"/>
+        <w:rPr/>
+      </w:pPr>
+      <w:r>
+        <w:rPr/>
+        <w:t>В 1775 году императрица </w:t>
+      </w:r>
+      <w:r>
+        <w:rPr>
+          <w:rStyle w:val="Strong"/>
+        </w:rPr>
+        <w:t>Екатерина II</w:t>
+      </w:r>
+      <w:r>
+        <w:rPr/>
+        <w:t>, проезжая по этим местам, была очарована живописными видами и купила имение у наследников князя Кантемира (сына молдавского господаря Дмитрия Кантемира, которому Пётр I подарил эти земли. В честь него названы Кантемировская танковая дивизия, а позже метро Кантемировская).</w:t>
       </w:r>
     </w:p>
     <w:p>
@@ -44,46 +195,30 @@
         <w:pStyle w:val="BodyText"/>
         <w:numPr>
           <w:ilvl w:val="0"/>
-          <w:numId w:val="1"/>
-        </w:numPr>
-        <w:tabs>
-          <w:tab w:val="clear" w:pos="709"/>
-          <w:tab w:val="left" w:pos="0" w:leader="none"/>
-        </w:tabs>
-        <w:bidi w:val="0"/>
-        <w:ind w:hanging="0" w:start="0"/>
-        <w:jc w:val="start"/>
-        <w:rPr/>
-      </w:pPr>
-      <w:r>
-        <w:rPr>
-          <w:rStyle w:val="Strong"/>
-        </w:rPr>
-        <w:t>XVI–XVII века:</w:t>
-      </w:r>
-      <w:r>
-        <w:rPr/>
-        <w:t> Известно как село </w:t>
-      </w:r>
-      <w:r>
-        <w:rPr>
-          <w:rStyle w:val="Strong"/>
-        </w:rPr>
-        <w:t>«Богородское»</w:t>
-      </w:r>
-      <w:r>
-        <w:rPr/>
-        <w:t>, затем — </w:t>
-      </w:r>
-      <w:r>
-        <w:rPr>
-          <w:rStyle w:val="Strong"/>
-        </w:rPr>
-        <w:t>«Чёрная Грязь»</w:t>
-      </w:r>
-      <w:r>
-        <w:rPr/>
-        <w:t>. Название последнее, вероятно, связано с местными целебными глинистыми почвами или болотами.</w:t>
+          <w:numId w:val="2"/>
+        </w:numPr>
+        <w:tabs>
+          <w:tab w:val="clear" w:pos="709"/>
+          <w:tab w:val="left" w:pos="0" w:leader="none"/>
+        </w:tabs>
+        <w:bidi w:val="0"/>
+        <w:ind w:hanging="0" w:start="0"/>
+        <w:jc w:val="start"/>
+        <w:rPr/>
+      </w:pPr>
+      <w:r>
+        <w:rPr/>
+        <w:t>Под впечатлением от красоты Екатерина дала селу новое имя — </w:t>
+      </w:r>
+      <w:r>
+        <w:rPr>
+          <w:rStyle w:val="Strong"/>
+        </w:rPr>
+        <w:t>«Царицыно Село»</w:t>
+      </w:r>
+      <w:r>
+        <w:rPr/>
+        <w:t xml:space="preserve">. </w:t>
       </w:r>
     </w:p>
     <w:p>
@@ -91,46 +226,30 @@
         <w:pStyle w:val="BodyText"/>
         <w:numPr>
           <w:ilvl w:val="0"/>
-          <w:numId w:val="1"/>
-        </w:numPr>
-        <w:tabs>
-          <w:tab w:val="clear" w:pos="709"/>
-          <w:tab w:val="left" w:pos="0" w:leader="none"/>
-        </w:tabs>
-        <w:bidi w:val="0"/>
-        <w:ind w:hanging="0" w:start="0"/>
-        <w:jc w:val="start"/>
-        <w:rPr/>
-      </w:pPr>
-      <w:r>
-        <w:rPr>
-          <w:rStyle w:val="Strong"/>
-        </w:rPr>
-        <w:t>Владельцы:</w:t>
-      </w:r>
-      <w:r>
-        <w:rPr/>
-        <w:t> Земли последовательно принадлежали царской семье: Ирине Годуновой (сестре Бориса Годунова), затем боярам Стрешневым (родственникам царя Михаила Фёдоровича). В 1633 году село перешло к боярам </w:t>
-      </w:r>
-      <w:r>
-        <w:rPr>
-          <w:rStyle w:val="Strong"/>
-        </w:rPr>
-        <w:t>Стрешневым</w:t>
-      </w:r>
-      <w:r>
-        <w:rPr/>
-        <w:t>, а в 1684 году — к князю </w:t>
-      </w:r>
-      <w:r>
-        <w:rPr>
-          <w:rStyle w:val="Strong"/>
-        </w:rPr>
-        <w:t>В. В. Голицыну</w:t>
-      </w:r>
-      <w:r>
-        <w:rPr/>
-        <w:t>, фавориту царевны Софьи Алексеевны.</w:t>
+          <w:numId w:val="2"/>
+        </w:numPr>
+        <w:tabs>
+          <w:tab w:val="clear" w:pos="709"/>
+          <w:tab w:val="left" w:pos="0" w:leader="none"/>
+        </w:tabs>
+        <w:bidi w:val="0"/>
+        <w:ind w:hanging="0" w:start="0"/>
+        <w:jc w:val="start"/>
+        <w:rPr/>
+      </w:pPr>
+      <w:r>
+        <w:rPr/>
+        <w:t>Императрица задумала построить здесь подмосковную резиденцию для отдыха и неофициальных приёмов. Для этого она пригласила придворного архитектора </w:t>
+      </w:r>
+      <w:r>
+        <w:rPr>
+          <w:rStyle w:val="Strong"/>
+        </w:rPr>
+        <w:t>Василия Баженова</w:t>
+      </w:r>
+      <w:r>
+        <w:rPr/>
+        <w:t>, мастера русской неоготики.</w:t>
       </w:r>
     </w:p>
     <w:p>
@@ -138,72 +257,346 @@
         <w:pStyle w:val="BodyText"/>
         <w:numPr>
           <w:ilvl w:val="0"/>
-          <w:numId w:val="1"/>
-        </w:numPr>
-        <w:tabs>
-          <w:tab w:val="clear" w:pos="709"/>
-          <w:tab w:val="left" w:pos="0" w:leader="none"/>
-        </w:tabs>
-        <w:bidi w:val="0"/>
-        <w:ind w:hanging="0" w:start="0"/>
-        <w:jc w:val="start"/>
-        <w:rPr/>
-      </w:pPr>
-      <w:r>
-        <w:rPr>
-          <w:rStyle w:val="Strong"/>
-        </w:rPr>
-        <w:t>Усадьба Голицына:</w:t>
-      </w:r>
-      <w:r>
-        <w:rPr/>
-        <w:t> При Голицыне здесь сложилась первая значительная усадьба с деревянными хоромами, садом и системой прудов, созданных ещё при Стрешневых. После падения Софьи и ссылки Голицына в 1689 году Пётр I конфисковал усадьбу в казну.</w:t>
-      </w:r>
-    </w:p>
-    <w:p>
-      <w:pPr>
-        <w:pStyle w:val="Heading3"/>
-        <w:bidi w:val="0"/>
-        <w:jc w:val="start"/>
-        <w:rPr/>
-      </w:pPr>
-      <w:r>
-        <w:rPr>
-          <w:rStyle w:val="Strong"/>
+          <w:numId w:val="2"/>
+        </w:numPr>
+        <w:tabs>
+          <w:tab w:val="clear" w:pos="709"/>
+          <w:tab w:val="left" w:pos="0" w:leader="none"/>
+        </w:tabs>
+        <w:bidi w:val="0"/>
+        <w:ind w:hanging="0" w:start="0"/>
+        <w:jc w:val="start"/>
+        <w:rPr/>
+      </w:pPr>
+      <w:r>
+        <w:rPr>
+          <w:rStyle w:val="Strong"/>
+        </w:rPr>
+        <w:t xml:space="preserve">1776–1785 </w:t>
+      </w:r>
+      <w:r>
+        <w:rPr/>
+        <w:t>Баженов создал смелый ансамбль в романтическом духе: «игрушечный городок» из отдельных павильонов и строений, разбросанных по холмам. Были построены:</w:t>
+      </w:r>
+    </w:p>
+    <w:p>
+      <w:pPr>
+        <w:pStyle w:val="BodyText"/>
+        <w:numPr>
+          <w:ilvl w:val="1"/>
+          <w:numId w:val="2"/>
+        </w:numPr>
+        <w:tabs>
+          <w:tab w:val="clear" w:pos="709"/>
+          <w:tab w:val="left" w:pos="0" w:leader="none"/>
+        </w:tabs>
+        <w:bidi w:val="0"/>
+        <w:ind w:hanging="0" w:start="0"/>
+        <w:jc w:val="start"/>
+        <w:rPr/>
+      </w:pPr>
+      <w:r>
+        <w:rPr>
+          <w:rStyle w:val="Strong"/>
+        </w:rPr>
+        <w:t>Большой дворец</w:t>
+      </w:r>
+      <w:r>
+        <w:rPr/>
+        <w:t> (который не сохранился в первоначальном виде)</w:t>
+      </w:r>
+    </w:p>
+    <w:p>
+      <w:pPr>
+        <w:pStyle w:val="BodyText"/>
+        <w:numPr>
+          <w:ilvl w:val="1"/>
+          <w:numId w:val="2"/>
+        </w:numPr>
+        <w:tabs>
+          <w:tab w:val="clear" w:pos="709"/>
+          <w:tab w:val="left" w:pos="0" w:leader="none"/>
+        </w:tabs>
+        <w:bidi w:val="0"/>
+        <w:ind w:hanging="0" w:start="0"/>
+        <w:jc w:val="start"/>
+        <w:rPr/>
+      </w:pPr>
+      <w:r>
+        <w:rPr>
+          <w:rStyle w:val="Strong"/>
+        </w:rPr>
+        <w:t>Хлебный дом</w:t>
+      </w:r>
+      <w:r>
+        <w:rPr/>
+        <w:t> (Кухня)</w:t>
+      </w:r>
+    </w:p>
+    <w:p>
+      <w:pPr>
+        <w:pStyle w:val="BodyText"/>
+        <w:numPr>
+          <w:ilvl w:val="1"/>
+          <w:numId w:val="2"/>
+        </w:numPr>
+        <w:tabs>
+          <w:tab w:val="clear" w:pos="709"/>
+          <w:tab w:val="left" w:pos="0" w:leader="none"/>
+        </w:tabs>
+        <w:bidi w:val="0"/>
+        <w:ind w:hanging="0" w:start="0"/>
+        <w:jc w:val="start"/>
+        <w:rPr/>
+      </w:pPr>
+      <w:r>
+        <w:rPr>
+          <w:rStyle w:val="Strong"/>
+        </w:rPr>
+        <w:t>Оперный дом</w:t>
+      </w:r>
+      <w:r>
+        <w:rPr/>
+        <w:t> (Средний дворец)</w:t>
+      </w:r>
+    </w:p>
+    <w:p>
+      <w:pPr>
+        <w:pStyle w:val="BodyText"/>
+        <w:numPr>
+          <w:ilvl w:val="1"/>
+          <w:numId w:val="2"/>
+        </w:numPr>
+        <w:tabs>
+          <w:tab w:val="clear" w:pos="709"/>
+          <w:tab w:val="left" w:pos="0" w:leader="none"/>
+        </w:tabs>
+        <w:bidi w:val="0"/>
+        <w:ind w:hanging="0" w:start="0"/>
+        <w:jc w:val="start"/>
+        <w:rPr/>
+      </w:pPr>
+      <w:r>
+        <w:rPr>
+          <w:rStyle w:val="Strong"/>
+        </w:rPr>
+        <w:t>Кавалерские корпуса</w:t>
+      </w:r>
+    </w:p>
+    <w:p>
+      <w:pPr>
+        <w:pStyle w:val="BodyText"/>
+        <w:numPr>
+          <w:ilvl w:val="1"/>
+          <w:numId w:val="2"/>
+        </w:numPr>
+        <w:tabs>
+          <w:tab w:val="clear" w:pos="709"/>
+          <w:tab w:val="left" w:pos="0" w:leader="none"/>
+        </w:tabs>
+        <w:bidi w:val="0"/>
+        <w:ind w:hanging="0" w:start="0"/>
+        <w:jc w:val="start"/>
+        <w:rPr/>
+      </w:pPr>
+      <w:r>
+        <w:rPr>
+          <w:rStyle w:val="Strong"/>
+        </w:rPr>
+        <w:t>Фигурные (Виноградные) ворота</w:t>
+      </w:r>
+      <w:r>
+        <w:rPr/>
+        <w:t>,</w:t>
+      </w:r>
+    </w:p>
+    <w:p>
+      <w:pPr>
+        <w:pStyle w:val="BodyText"/>
+        <w:numPr>
+          <w:ilvl w:val="1"/>
+          <w:numId w:val="2"/>
+        </w:numPr>
+        <w:tabs>
+          <w:tab w:val="clear" w:pos="709"/>
+          <w:tab w:val="left" w:pos="0" w:leader="none"/>
+        </w:tabs>
+        <w:bidi w:val="0"/>
+        <w:ind w:hanging="0" w:start="0"/>
+        <w:jc w:val="start"/>
+        <w:rPr/>
+      </w:pPr>
+      <w:r>
+        <w:rPr>
+          <w:rStyle w:val="Strong"/>
+        </w:rPr>
+        <w:t>Малый дворец, Оранжерейный мост</w:t>
+      </w:r>
+      <w:r>
+        <w:rPr/>
+        <w:t> и другие постройки.</w:t>
+      </w:r>
+    </w:p>
+    <w:p>
+      <w:pPr>
+        <w:pStyle w:val="BodyText"/>
+        <w:numPr>
+          <w:ilvl w:val="1"/>
+          <w:numId w:val="2"/>
+        </w:numPr>
+        <w:tabs>
+          <w:tab w:val="clear" w:pos="709"/>
+          <w:tab w:val="left" w:pos="0" w:leader="none"/>
+        </w:tabs>
+        <w:bidi w:val="0"/>
+        <w:ind w:hanging="0" w:start="0"/>
+        <w:jc w:val="start"/>
+        <w:rPr/>
+      </w:pPr>
+      <w:r>
+        <w:rPr/>
+        <w:t xml:space="preserve">Ансамбль был выдержан в фирменном стиле </w:t>
+        <w:softHyphen/>
+        <w:t>Баженова — преимущественно красный кирпич с белокаменным декором, стрельчатые арки и башни.</w:t>
+      </w:r>
+    </w:p>
+    <w:p>
+      <w:pPr>
+        <w:pStyle w:val="BodyText"/>
+        <w:numPr>
+          <w:ilvl w:val="0"/>
+          <w:numId w:val="2"/>
+        </w:numPr>
+        <w:tabs>
+          <w:tab w:val="clear" w:pos="709"/>
+          <w:tab w:val="left" w:pos="0" w:leader="none"/>
+        </w:tabs>
+        <w:bidi w:val="0"/>
+        <w:ind w:hanging="0" w:start="0"/>
+        <w:jc w:val="start"/>
+        <w:rPr/>
+      </w:pPr>
+      <w:r>
+        <w:rPr/>
+        <w:t>После 10 лет строительства Екатерина II впервые посетила почти завершённую усадьбу и осталась крайне недовольна. Причины в современной историографии трактуются по-разному: от тесноты комнат и «мрачности» готики до политических интриг. Императрица приказала </w:t>
+      </w:r>
+      <w:r>
+        <w:rPr>
+          <w:rStyle w:val="Strong"/>
+        </w:rPr>
+        <w:t>снести центральную часть Большого дворца</w:t>
+      </w:r>
+      <w:r>
+        <w:rPr/>
+        <w:t> и передала проект </w:t>
+      </w:r>
+      <w:r>
+        <w:rPr>
+          <w:rStyle w:val="Strong"/>
+        </w:rPr>
+        <w:t>Матвею Казакову</w:t>
+      </w:r>
+      <w:r>
+        <w:rPr/>
+        <w:t>, своему второму знаменитому архитектору.</w:t>
+      </w:r>
+    </w:p>
+    <w:p>
+      <w:pPr>
+        <w:pStyle w:val="BodyText"/>
+        <w:numPr>
+          <w:ilvl w:val="0"/>
+          <w:numId w:val="2"/>
+        </w:numPr>
+        <w:tabs>
+          <w:tab w:val="clear" w:pos="709"/>
+          <w:tab w:val="left" w:pos="0" w:leader="none"/>
+        </w:tabs>
+        <w:bidi w:val="0"/>
+        <w:ind w:hanging="0" w:start="0"/>
+        <w:jc w:val="start"/>
+        <w:rPr/>
+      </w:pPr>
+      <w:r>
+        <w:rPr>
+          <w:rStyle w:val="Strong"/>
+        </w:rPr>
+        <w:t xml:space="preserve"> </w:t>
+      </w:r>
+      <w:r>
+        <w:rPr>
+          <w:rStyle w:val="Strong"/>
+        </w:rPr>
+        <w:t xml:space="preserve">С 1786 по 1796 Проектом руководил </w:t>
+      </w:r>
+      <w:r>
+        <w:rPr/>
+        <w:t>Казаков. Он сохранил общую стилистику, но создал более монументальное и уже классическое, а не готическое по композиции здание </w:t>
+      </w:r>
+      <w:r>
+        <w:rPr>
+          <w:rStyle w:val="Strong"/>
+        </w:rPr>
+        <w:t>Нового Большого дворца</w:t>
+      </w:r>
+      <w:r>
+        <w:rPr/>
+        <w:t>. Однако строительство затянулось, финансирование сокращалось. В 1796 году Екатерина II умерла, так и не побывав в своей резиденции. Её сын </w:t>
+      </w:r>
+      <w:r>
+        <w:rPr>
+          <w:rStyle w:val="Strong"/>
+        </w:rPr>
+        <w:t>Павел I</w:t>
+      </w:r>
+      <w:r>
+        <w:rPr/>
+        <w:t xml:space="preserve">, посетив Царицыно, приказал </w:t>
+      </w:r>
+      <w:r>
+        <w:rPr>
           <w:b/>
           <w:bCs/>
         </w:rPr>
-        <w:t xml:space="preserve">Слайд 3. </w:t>
-      </w:r>
+        <w:t>прекратить</w:t>
+      </w:r>
+      <w:r>
+        <w:rPr/>
+        <w:t xml:space="preserve"> строительство, и усадьба была заброшена.</w:t>
+      </w:r>
+    </w:p>
+    <w:p>
+      <w:pPr>
+        <w:pStyle w:val="Heading3"/>
+        <w:bidi w:val="0"/>
+        <w:jc w:val="start"/>
+        <w:rPr/>
+      </w:pPr>
       <w:r>
         <w:rPr>
           <w:rStyle w:val="Strong"/>
           <w:b/>
           <w:bCs/>
         </w:rPr>
-        <w:t>Рождение «Царицына»: Императорский замысел Екатерины II (1775–1796)</w:t>
-      </w:r>
-    </w:p>
-    <w:p>
-      <w:pPr>
-        <w:pStyle w:val="BodyText"/>
-        <w:bidi w:val="0"/>
-        <w:jc w:val="start"/>
-        <w:rPr/>
-      </w:pPr>
-      <w:r>
-        <w:rPr/>
-        <w:t>В 1775 году императрица </w:t>
-      </w:r>
-      <w:r>
-        <w:rPr>
-          <w:rStyle w:val="Strong"/>
-        </w:rPr>
-        <w:t>Екатерина II</w:t>
-      </w:r>
-      <w:r>
-        <w:rPr/>
-        <w:t>, проезжая по этим местам, была очарована живописными видами и купила имение у наследников князя Кантемира (сына молдавского господаря Дмитрия Кантемира, которому Пётр I подарил эти земли. В честь него названы Кантемировская танковая дивизия, а позже метро Кантемировская).</w:t>
+        <w:t>Слайд 4. Забвение и «усадебная жизнь» (XIX – начало XX века)</w:t>
+      </w:r>
+    </w:p>
+    <w:p>
+      <w:pPr>
+        <w:pStyle w:val="BodyText"/>
+        <w:bidi w:val="0"/>
+        <w:jc w:val="start"/>
+        <w:rPr/>
+      </w:pPr>
+      <w:r>
+        <w:rPr>
+          <w:rStyle w:val="Strong"/>
+        </w:rPr>
+        <w:t>На протяжении всего XIX века дворцовый ансамбль стоял в руинах</w:t>
+      </w:r>
+      <w:r>
+        <w:rPr/>
+        <w:t>, постепенно разрушаясь. Однако территория не пустовала:</w:t>
       </w:r>
     </w:p>
     <w:p>
@@ -211,30 +604,20 @@
         <w:pStyle w:val="BodyText"/>
         <w:numPr>
           <w:ilvl w:val="0"/>
-          <w:numId w:val="2"/>
-        </w:numPr>
-        <w:tabs>
-          <w:tab w:val="clear" w:pos="709"/>
-          <w:tab w:val="left" w:pos="0" w:leader="none"/>
-        </w:tabs>
-        <w:bidi w:val="0"/>
-        <w:ind w:hanging="0" w:start="0"/>
-        <w:jc w:val="start"/>
-        <w:rPr/>
-      </w:pPr>
-      <w:r>
-        <w:rPr/>
-        <w:t>Под впечатлением от красоты Екатерина дала селу новое имя — </w:t>
-      </w:r>
-      <w:r>
-        <w:rPr>
-          <w:rStyle w:val="Strong"/>
-        </w:rPr>
-        <w:t>«Царицыно Село»</w:t>
-      </w:r>
-      <w:r>
-        <w:rPr/>
-        <w:t xml:space="preserve">. </w:t>
+          <w:numId w:val="3"/>
+        </w:numPr>
+        <w:tabs>
+          <w:tab w:val="clear" w:pos="709"/>
+          <w:tab w:val="left" w:pos="0" w:leader="none"/>
+        </w:tabs>
+        <w:bidi w:val="0"/>
+        <w:ind w:hanging="0" w:start="0"/>
+        <w:jc w:val="start"/>
+        <w:rPr/>
+      </w:pPr>
+      <w:r>
+        <w:rPr/>
+        <w:t>Пейзажный парк, заложенный ещё при Баженове, стал одним из первых «английских» (Английский парк — это вид пейзажного парка, который имитирует естественную природу и характеризуется асимметричными, извилистыми дорожками, свободными формами водоемов, лужайками и разнообразными зелеными насаждениями. Он появился в Англии в XVIII веке как противопоставление французскому регулярному стилю с его строгой геометрией.) парков в России и был открыт для публичных гуляний.</w:t>
       </w:r>
     </w:p>
     <w:p>
@@ -242,38 +625,20 @@
         <w:pStyle w:val="BodyText"/>
         <w:numPr>
           <w:ilvl w:val="0"/>
-          <w:numId w:val="2"/>
-        </w:numPr>
-        <w:tabs>
-          <w:tab w:val="clear" w:pos="709"/>
-          <w:tab w:val="left" w:pos="0" w:leader="none"/>
-        </w:tabs>
-        <w:bidi w:val="0"/>
-        <w:ind w:hanging="0" w:start="0"/>
-        <w:jc w:val="start"/>
-        <w:rPr/>
-      </w:pPr>
-      <w:r>
-        <w:rPr/>
-        <w:t>Императрица задумала построить здесь подмосковную резиденцию для отдыха и неофициальных приёмов. Для этого она пригласила придворного архитектора </w:t>
-      </w:r>
-      <w:r>
-        <w:rPr>
-          <w:rStyle w:val="Strong"/>
-        </w:rPr>
-        <w:t>Василия Баженова</w:t>
-      </w:r>
-      <w:r>
-        <w:rPr/>
-        <w:t>, мастера русской не</w:t>
-      </w:r>
-      <w:r>
-        <w:rPr/>
-        <w:t>о</w:t>
-      </w:r>
-      <w:r>
-        <w:rPr/>
-        <w:t>готики.</w:t>
+          <w:numId w:val="3"/>
+        </w:numPr>
+        <w:tabs>
+          <w:tab w:val="clear" w:pos="709"/>
+          <w:tab w:val="left" w:pos="0" w:leader="none"/>
+        </w:tabs>
+        <w:bidi w:val="0"/>
+        <w:ind w:hanging="0" w:start="0"/>
+        <w:jc w:val="start"/>
+        <w:rPr/>
+      </w:pPr>
+      <w:r>
+        <w:rPr/>
+        <w:t>Оранжерейное хозяйство, основанное при Екатерине, развивалось и приносило доход. Выращивались персики, ананасы, редкие цветы.</w:t>
       </w:r>
     </w:p>
     <w:p>
@@ -281,215 +646,30 @@
         <w:pStyle w:val="BodyText"/>
         <w:numPr>
           <w:ilvl w:val="0"/>
-          <w:numId w:val="2"/>
-        </w:numPr>
-        <w:tabs>
-          <w:tab w:val="clear" w:pos="709"/>
-          <w:tab w:val="left" w:pos="0" w:leader="none"/>
-        </w:tabs>
-        <w:bidi w:val="0"/>
-        <w:ind w:hanging="0" w:start="0"/>
-        <w:jc w:val="start"/>
-        <w:rPr/>
-      </w:pPr>
-      <w:r>
-        <w:rPr>
-          <w:rStyle w:val="Strong"/>
-        </w:rPr>
-        <w:t xml:space="preserve">1776–1785 </w:t>
-      </w:r>
-      <w:r>
-        <w:rPr/>
-        <w:t>Баженов создал смелый ансамбль в романтическом духе: «игрушечный городок» из отдельных павильонов и строений, разбросанных по холмам. Были построены:</w:t>
-      </w:r>
-    </w:p>
-    <w:p>
-      <w:pPr>
-        <w:pStyle w:val="BodyText"/>
-        <w:numPr>
-          <w:ilvl w:val="1"/>
-          <w:numId w:val="2"/>
-        </w:numPr>
-        <w:tabs>
-          <w:tab w:val="clear" w:pos="709"/>
-          <w:tab w:val="left" w:pos="0" w:leader="none"/>
-        </w:tabs>
-        <w:bidi w:val="0"/>
-        <w:ind w:hanging="0" w:start="0"/>
-        <w:jc w:val="start"/>
-        <w:rPr/>
-      </w:pPr>
-      <w:r>
-        <w:rPr>
-          <w:rStyle w:val="Strong"/>
-        </w:rPr>
-        <w:t>Большой дворец</w:t>
-      </w:r>
-      <w:r>
-        <w:rPr/>
-        <w:t> (который не сохранился в первоначальном виде)</w:t>
-      </w:r>
-    </w:p>
-    <w:p>
-      <w:pPr>
-        <w:pStyle w:val="BodyText"/>
-        <w:numPr>
-          <w:ilvl w:val="1"/>
-          <w:numId w:val="2"/>
-        </w:numPr>
-        <w:tabs>
-          <w:tab w:val="clear" w:pos="709"/>
-          <w:tab w:val="left" w:pos="0" w:leader="none"/>
-        </w:tabs>
-        <w:bidi w:val="0"/>
-        <w:ind w:hanging="0" w:start="0"/>
-        <w:jc w:val="start"/>
-        <w:rPr/>
-      </w:pPr>
-      <w:r>
-        <w:rPr>
-          <w:rStyle w:val="Strong"/>
-        </w:rPr>
-        <w:t>Хлебный дом</w:t>
-      </w:r>
-      <w:r>
-        <w:rPr/>
-        <w:t> (Кухня)</w:t>
-      </w:r>
-    </w:p>
-    <w:p>
-      <w:pPr>
-        <w:pStyle w:val="BodyText"/>
-        <w:numPr>
-          <w:ilvl w:val="1"/>
-          <w:numId w:val="2"/>
-        </w:numPr>
-        <w:tabs>
-          <w:tab w:val="clear" w:pos="709"/>
-          <w:tab w:val="left" w:pos="0" w:leader="none"/>
-        </w:tabs>
-        <w:bidi w:val="0"/>
-        <w:ind w:hanging="0" w:start="0"/>
-        <w:jc w:val="start"/>
-        <w:rPr/>
-      </w:pPr>
-      <w:r>
-        <w:rPr>
-          <w:rStyle w:val="Strong"/>
-        </w:rPr>
-        <w:t>Оперный дом</w:t>
-      </w:r>
-      <w:r>
-        <w:rPr/>
-        <w:t> (Средний дворец)</w:t>
-      </w:r>
-    </w:p>
-    <w:p>
-      <w:pPr>
-        <w:pStyle w:val="BodyText"/>
-        <w:numPr>
-          <w:ilvl w:val="1"/>
-          <w:numId w:val="2"/>
-        </w:numPr>
-        <w:tabs>
-          <w:tab w:val="clear" w:pos="709"/>
-          <w:tab w:val="left" w:pos="0" w:leader="none"/>
-        </w:tabs>
-        <w:bidi w:val="0"/>
-        <w:ind w:hanging="0" w:start="0"/>
-        <w:jc w:val="start"/>
-        <w:rPr/>
-      </w:pPr>
-      <w:r>
-        <w:rPr>
-          <w:rStyle w:val="Strong"/>
-        </w:rPr>
-        <w:t>Кавалерские корпуса</w:t>
-      </w:r>
-    </w:p>
-    <w:p>
-      <w:pPr>
-        <w:pStyle w:val="BodyText"/>
-        <w:numPr>
-          <w:ilvl w:val="1"/>
-          <w:numId w:val="2"/>
-        </w:numPr>
-        <w:tabs>
-          <w:tab w:val="clear" w:pos="709"/>
-          <w:tab w:val="left" w:pos="0" w:leader="none"/>
-        </w:tabs>
-        <w:bidi w:val="0"/>
-        <w:ind w:hanging="0" w:start="0"/>
-        <w:jc w:val="start"/>
-        <w:rPr/>
-      </w:pPr>
-      <w:r>
-        <w:rPr>
-          <w:rStyle w:val="Strong"/>
-        </w:rPr>
-        <w:t>Фигурные (Виноградные) ворота</w:t>
-      </w:r>
-      <w:r>
-        <w:rPr/>
-        <w:t>,</w:t>
-      </w:r>
-    </w:p>
-    <w:p>
-      <w:pPr>
-        <w:pStyle w:val="BodyText"/>
-        <w:numPr>
-          <w:ilvl w:val="1"/>
-          <w:numId w:val="2"/>
-        </w:numPr>
-        <w:tabs>
-          <w:tab w:val="clear" w:pos="709"/>
-          <w:tab w:val="left" w:pos="0" w:leader="none"/>
-        </w:tabs>
-        <w:bidi w:val="0"/>
-        <w:ind w:hanging="0" w:start="0"/>
-        <w:jc w:val="start"/>
-        <w:rPr/>
-      </w:pPr>
-      <w:r>
-        <w:rPr>
-          <w:rStyle w:val="Strong"/>
-        </w:rPr>
-        <w:t>Малый дворец, Оранжерейный мост</w:t>
-      </w:r>
-      <w:r>
-        <w:rPr/>
-        <w:t> и другие постройки.</w:t>
-      </w:r>
-    </w:p>
-    <w:p>
-      <w:pPr>
-        <w:pStyle w:val="BodyText"/>
-        <w:numPr>
-          <w:ilvl w:val="1"/>
-          <w:numId w:val="2"/>
-        </w:numPr>
-        <w:tabs>
-          <w:tab w:val="clear" w:pos="709"/>
-          <w:tab w:val="left" w:pos="0" w:leader="none"/>
-        </w:tabs>
-        <w:bidi w:val="0"/>
-        <w:ind w:hanging="0" w:start="0"/>
-        <w:jc w:val="start"/>
-        <w:rPr/>
-      </w:pPr>
-      <w:r>
-        <w:rPr/>
-        <w:t xml:space="preserve">Ансамбль был выдержан в </w:t>
-      </w:r>
-      <w:r>
-        <w:rPr/>
-        <w:t xml:space="preserve">фирменном стиле </w:t>
-        <w:softHyphen/>
-        <w:t>Баженова</w:t>
-      </w:r>
-      <w:r>
-        <w:rPr/>
-        <w:t> — преимущественно красный кирпич с белокаменным декором, стрельчатые арки и башни.</w:t>
+          <w:numId w:val="3"/>
+        </w:numPr>
+        <w:tabs>
+          <w:tab w:val="clear" w:pos="709"/>
+          <w:tab w:val="left" w:pos="0" w:leader="none"/>
+        </w:tabs>
+        <w:bidi w:val="0"/>
+        <w:ind w:hanging="0" w:start="0"/>
+        <w:jc w:val="start"/>
+        <w:rPr/>
+      </w:pPr>
+      <w:r>
+        <w:rPr/>
+        <w:t>Во второй половине XIX века окрестности Царицыно превратились в популярную </w:t>
+      </w:r>
+      <w:r>
+        <w:rPr>
+          <w:rStyle w:val="Strong"/>
+        </w:rPr>
+        <w:t>дачную местность</w:t>
+      </w:r>
+      <w:r>
+        <w:rPr/>
+        <w:t>. Снимали дачи представители интеллигенции.</w:t>
       </w:r>
     </w:p>
     <w:p>
@@ -497,116 +677,168 @@
         <w:pStyle w:val="BodyText"/>
         <w:numPr>
           <w:ilvl w:val="0"/>
-          <w:numId w:val="2"/>
-        </w:numPr>
-        <w:tabs>
-          <w:tab w:val="clear" w:pos="709"/>
-          <w:tab w:val="left" w:pos="0" w:leader="none"/>
-        </w:tabs>
-        <w:bidi w:val="0"/>
-        <w:ind w:hanging="0" w:start="0"/>
-        <w:jc w:val="start"/>
-        <w:rPr/>
-      </w:pPr>
-      <w:r>
-        <w:rPr/>
-        <w:t>После 10 лет строительства Екатерина II впервые посетила почти завершённую усадьбу и осталась крайне недовольна. Причины в современной историографии трактуются по-разному: от тесноты комнат и «мрачности» готики до политических интриг. Императрица приказала </w:t>
-      </w:r>
-      <w:r>
-        <w:rPr>
-          <w:rStyle w:val="Strong"/>
-        </w:rPr>
-        <w:t>снести центральную часть Большого дворца</w:t>
-      </w:r>
-      <w:r>
-        <w:rPr/>
-        <w:t> и передала проект </w:t>
-      </w:r>
-      <w:r>
-        <w:rPr>
-          <w:rStyle w:val="Strong"/>
-        </w:rPr>
-        <w:t>Матвею Казакову</w:t>
-      </w:r>
-      <w:r>
-        <w:rPr/>
-        <w:t>, своему второму знаменитому архитектору.</w:t>
-      </w:r>
-    </w:p>
-    <w:p>
-      <w:pPr>
-        <w:pStyle w:val="BodyText"/>
-        <w:numPr>
-          <w:ilvl w:val="0"/>
-          <w:numId w:val="2"/>
-        </w:numPr>
-        <w:tabs>
-          <w:tab w:val="clear" w:pos="709"/>
-          <w:tab w:val="left" w:pos="0" w:leader="none"/>
-        </w:tabs>
-        <w:bidi w:val="0"/>
-        <w:ind w:hanging="0" w:start="0"/>
-        <w:jc w:val="start"/>
-        <w:rPr/>
-      </w:pPr>
-      <w:r>
-        <w:rPr>
-          <w:rStyle w:val="Strong"/>
-        </w:rPr>
-        <w:t xml:space="preserve"> </w:t>
-      </w:r>
-      <w:r>
-        <w:rPr>
-          <w:rStyle w:val="Strong"/>
-        </w:rPr>
-        <w:t xml:space="preserve">С 1786 </w:t>
-      </w:r>
-      <w:r>
-        <w:rPr>
-          <w:rStyle w:val="Strong"/>
-        </w:rPr>
-        <w:t xml:space="preserve">по </w:t>
-      </w:r>
-      <w:r>
-        <w:rPr>
-          <w:rStyle w:val="Strong"/>
-        </w:rPr>
-        <w:t xml:space="preserve">1796 Проектом руководил </w:t>
-      </w:r>
-      <w:r>
-        <w:rPr/>
-        <w:t>Казаков. Он сохранил общую стилистику, но создал более монументальное и уже классическое, а не готическое по композиции здание </w:t>
-      </w:r>
-      <w:r>
-        <w:rPr>
-          <w:rStyle w:val="Strong"/>
-        </w:rPr>
-        <w:t>Нового Большого дворца</w:t>
-      </w:r>
-      <w:r>
-        <w:rPr/>
-        <w:t>. Однако строительство затянулось, финансирование сокращалось. В 1796 году Екатерина II умерла, так и не побывав в своей резиденции. Её сын </w:t>
-      </w:r>
-      <w:r>
-        <w:rPr>
-          <w:rStyle w:val="Strong"/>
-        </w:rPr>
-        <w:t>Павел I</w:t>
-      </w:r>
-      <w:r>
-        <w:rPr/>
-        <w:t xml:space="preserve">, посетив Царицыно, приказал </w:t>
-      </w:r>
-      <w:r>
-        <w:rPr>
+          <w:numId w:val="3"/>
+        </w:numPr>
+        <w:tabs>
+          <w:tab w:val="clear" w:pos="709"/>
+          <w:tab w:val="left" w:pos="0" w:leader="none"/>
+        </w:tabs>
+        <w:bidi w:val="0"/>
+        <w:ind w:hanging="0" w:start="0"/>
+        <w:jc w:val="start"/>
+        <w:rPr/>
+      </w:pPr>
+      <w:r>
+        <w:rPr/>
+        <w:t>В 1865 году была открыта Курская железная дорога с платформой «Царицыно», что сделало место ещё более доступным.</w:t>
+      </w:r>
+    </w:p>
+    <w:p>
+      <w:pPr>
+        <w:pStyle w:val="Heading3"/>
+        <w:bidi w:val="0"/>
+        <w:jc w:val="start"/>
+        <w:rPr/>
+      </w:pPr>
+      <w:r>
+        <w:rPr>
+          <w:rStyle w:val="Strong"/>
           <w:b/>
           <w:bCs/>
         </w:rPr>
-        <w:t>прекратить</w:t>
-      </w:r>
-      <w:r>
-        <w:rPr/>
-        <w:t xml:space="preserve"> строительство, и усадьба была заброшена.</w:t>
+        <w:t>Слайд 5. Советский период (1917–1990-е): От дач к району Москвы</w:t>
+      </w:r>
+    </w:p>
+    <w:p>
+      <w:pPr>
+        <w:pStyle w:val="BodyText"/>
+        <w:bidi w:val="0"/>
+        <w:jc w:val="start"/>
+        <w:rPr/>
+      </w:pPr>
+      <w:r>
+        <w:rPr/>
+        <w:t>После революции 1917 года усадьба была национализирована.</w:t>
+      </w:r>
+    </w:p>
+    <w:p>
+      <w:pPr>
+        <w:pStyle w:val="BodyText"/>
+        <w:numPr>
+          <w:ilvl w:val="0"/>
+          <w:numId w:val="4"/>
+        </w:numPr>
+        <w:tabs>
+          <w:tab w:val="clear" w:pos="709"/>
+          <w:tab w:val="left" w:pos="0" w:leader="none"/>
+        </w:tabs>
+        <w:bidi w:val="0"/>
+        <w:ind w:hanging="0" w:start="0"/>
+        <w:jc w:val="start"/>
+        <w:rPr/>
+      </w:pPr>
+      <w:r>
+        <w:rPr/>
+        <w:t>В 1926 году в некоторых строениях открыли музей. В 1930-е годы возникали различные проекты (например, надстроить дворец под дом отдыха), но они не были реализованы. В 1960-е годы Царицыно (под названием Ленино-Дачное)  вошло в состав Москвы.</w:t>
+      </w:r>
+    </w:p>
+    <w:p>
+      <w:pPr>
+        <w:pStyle w:val="BodyText"/>
+        <w:numPr>
+          <w:ilvl w:val="0"/>
+          <w:numId w:val="4"/>
+        </w:numPr>
+        <w:tabs>
+          <w:tab w:val="clear" w:pos="709"/>
+          <w:tab w:val="left" w:pos="0" w:leader="none"/>
+        </w:tabs>
+        <w:bidi w:val="0"/>
+        <w:ind w:hanging="0" w:start="0"/>
+        <w:jc w:val="start"/>
+        <w:rPr/>
+      </w:pPr>
+      <w:r>
+        <w:rPr/>
+        <w:t>В 1960 году ансамблю присвоили статус </w:t>
+      </w:r>
+      <w:r>
+        <w:rPr>
+          <w:rStyle w:val="Strong"/>
+        </w:rPr>
+        <w:t>памятника истории и культуры республиканского значения</w:t>
+      </w:r>
+      <w:r>
+        <w:rPr/>
+        <w:t>.</w:t>
+      </w:r>
+    </w:p>
+    <w:p>
+      <w:pPr>
+        <w:pStyle w:val="BodyText"/>
+        <w:numPr>
+          <w:ilvl w:val="0"/>
+          <w:numId w:val="4"/>
+        </w:numPr>
+        <w:tabs>
+          <w:tab w:val="clear" w:pos="709"/>
+          <w:tab w:val="left" w:pos="0" w:leader="none"/>
+        </w:tabs>
+        <w:bidi w:val="0"/>
+        <w:ind w:hanging="0" w:start="0"/>
+        <w:jc w:val="start"/>
+        <w:rPr/>
+      </w:pPr>
+      <w:r>
+        <w:rPr/>
+        <w:t>В </w:t>
+      </w:r>
+      <w:r>
+        <w:rPr>
+          <w:rStyle w:val="Strong"/>
+        </w:rPr>
+        <w:t>1960–1980-е годы</w:t>
+      </w:r>
+      <w:r>
+        <w:rPr/>
+        <w:t> вокруг исторического ядра началось массовое жилищное строительство. Выросли типовы́е микрорайоны. Население значительно увеличилось</w:t>
+      </w:r>
+    </w:p>
+    <w:p>
+      <w:pPr>
+        <w:pStyle w:val="BodyText"/>
+        <w:numPr>
+          <w:ilvl w:val="0"/>
+          <w:numId w:val="4"/>
+        </w:numPr>
+        <w:tabs>
+          <w:tab w:val="clear" w:pos="709"/>
+          <w:tab w:val="left" w:pos="0" w:leader="none"/>
+        </w:tabs>
+        <w:bidi w:val="0"/>
+        <w:ind w:hanging="0" w:start="0"/>
+        <w:jc w:val="start"/>
+        <w:rPr/>
+      </w:pPr>
+      <w:r>
+        <w:rPr>
+          <w:rStyle w:val="Strong"/>
+        </w:rPr>
+        <w:t>Заповедник:</w:t>
+      </w:r>
+      <w:r>
+        <w:rPr/>
+        <w:t> В 1984 году был образован </w:t>
+      </w:r>
+      <w:r>
+        <w:rPr>
+          <w:rStyle w:val="Strong"/>
+        </w:rPr>
+        <w:t>Государственный музей-заповедник «Царицыно»</w:t>
+      </w:r>
+      <w:r>
+        <w:rPr/>
+        <w:t>, что теоретически защитило территорию, хотя самих построек оставалось катастрофическим — они продолжали разрушаться.</w:t>
       </w:r>
     </w:p>
     <w:p>
@@ -622,41 +854,125 @@
           <w:b/>
           <w:bCs/>
         </w:rPr>
-        <w:t xml:space="preserve">Слайд 4. </w:t>
-      </w:r>
+        <w:t>Слайд 6. Реконструкция (2000-е годы)</w:t>
+      </w:r>
+    </w:p>
+    <w:p>
+      <w:pPr>
+        <w:pStyle w:val="BodyText"/>
+        <w:bidi w:val="0"/>
+        <w:jc w:val="start"/>
+        <w:rPr/>
+      </w:pPr>
+      <w:r>
+        <w:rPr/>
+        <w:t>К концу XX века дворец представлял собой печальное зрелище: без крыши, с деревьями, растущими из стен. В 2007 году по инициативе мэра Москвы </w:t>
+      </w:r>
+      <w:r>
+        <w:rPr>
+          <w:rStyle w:val="Strong"/>
+        </w:rPr>
+        <w:t xml:space="preserve">Ю. М. Лужкова. </w:t>
+      </w:r>
+      <w:r>
+        <w:rPr>
+          <w:rStyle w:val="Strong"/>
+          <w:b w:val="false"/>
+          <w:bCs w:val="false"/>
+        </w:rPr>
+        <w:t xml:space="preserve">Началась комплексная реставрация всего ансамбля </w:t>
+      </w:r>
+    </w:p>
+    <w:p>
+      <w:pPr>
+        <w:pStyle w:val="BodyText"/>
+        <w:numPr>
+          <w:ilvl w:val="0"/>
+          <w:numId w:val="5"/>
+        </w:numPr>
+        <w:tabs>
+          <w:tab w:val="clear" w:pos="709"/>
+          <w:tab w:val="left" w:pos="0" w:leader="none"/>
+        </w:tabs>
+        <w:bidi w:val="0"/>
+        <w:ind w:hanging="0" w:start="0"/>
+        <w:jc w:val="start"/>
+        <w:rPr/>
+      </w:pPr>
+      <w:r>
+        <w:rPr/>
+        <w:t>Проект вызвал дискуссии среди историков и общественности. Противники указывали на спасение памятника от полного уничтожения и возвращение его людям.</w:t>
+      </w:r>
+    </w:p>
+    <w:p>
+      <w:pPr>
+        <w:pStyle w:val="BodyText"/>
+        <w:numPr>
+          <w:ilvl w:val="0"/>
+          <w:numId w:val="5"/>
+        </w:numPr>
+        <w:tabs>
+          <w:tab w:val="clear" w:pos="709"/>
+          <w:tab w:val="left" w:pos="0" w:leader="none"/>
+        </w:tabs>
+        <w:bidi w:val="0"/>
+        <w:ind w:hanging="0" w:start="0"/>
+        <w:jc w:val="start"/>
+        <w:rPr/>
+      </w:pPr>
+      <w:r>
+        <w:rPr>
+          <w:rStyle w:val="Strong"/>
+        </w:rPr>
+        <w:t>2007 году</w:t>
+      </w:r>
+      <w:r>
+        <w:rPr/>
+        <w:t> ансамбль был </w:t>
+      </w:r>
+      <w:r>
+        <w:rPr>
+          <w:rStyle w:val="Strong"/>
+        </w:rPr>
+        <w:t>достроен и восстановлен</w:t>
+      </w:r>
+      <w:r>
+        <w:rPr/>
+        <w:t> в том виде, в каком его, вероятно, хотел видеть Казаков. Были отреставрированы все павильоны, воссозданы интерьеры Большого дворца, построены новые фонтанные комплексы, благоустроен парк. </w:t>
+      </w:r>
+      <w:r>
+        <w:rPr>
+          <w:rStyle w:val="Strong"/>
+        </w:rPr>
+        <w:t>Царицыно превратилось в благоустроенный музейно-парковый комплекс.</w:t>
+      </w:r>
+    </w:p>
+    <w:p>
+      <w:pPr>
+        <w:pStyle w:val="Heading3"/>
+        <w:bidi w:val="0"/>
+        <w:jc w:val="start"/>
+        <w:rPr/>
+      </w:pPr>
       <w:r>
         <w:rPr>
           <w:rStyle w:val="Strong"/>
           <w:b/>
           <w:bCs/>
         </w:rPr>
-        <w:t>Забвение и «усадебная жизнь» (XIX – начало XX века)</w:t>
-      </w:r>
-    </w:p>
-    <w:p>
-      <w:pPr>
-        <w:pStyle w:val="BodyText"/>
-        <w:bidi w:val="0"/>
-        <w:jc w:val="start"/>
-        <w:rPr/>
-      </w:pPr>
-      <w:r>
-        <w:rPr>
-          <w:rStyle w:val="Strong"/>
-        </w:rPr>
-        <w:t>На протяжении всего XIX века дворцовый ансамбль стоял в руинах</w:t>
-      </w:r>
-      <w:r>
-        <w:rPr/>
-        <w:t xml:space="preserve">, постепенно разрушаясь. Однако территория не </w:t>
-      </w:r>
-      <w:r>
-        <w:rPr/>
-        <w:t>пустовала</w:t>
-      </w:r>
-      <w:r>
-        <w:rPr/>
-        <w:t>:</w:t>
+        <w:t>Слайд 7. Современность (с 2007 года по настоящее время)</w:t>
+      </w:r>
+    </w:p>
+    <w:p>
+      <w:pPr>
+        <w:pStyle w:val="BodyText"/>
+        <w:bidi w:val="0"/>
+        <w:jc w:val="start"/>
+        <w:rPr/>
+      </w:pPr>
+      <w:r>
+        <w:rPr/>
+        <w:t>Сегодня Царицыно — это:</w:t>
       </w:r>
     </w:p>
     <w:p>
@@ -664,36 +980,26 @@
         <w:pStyle w:val="BodyText"/>
         <w:numPr>
           <w:ilvl w:val="0"/>
-          <w:numId w:val="3"/>
-        </w:numPr>
-        <w:tabs>
-          <w:tab w:val="clear" w:pos="709"/>
-          <w:tab w:val="left" w:pos="0" w:leader="none"/>
-        </w:tabs>
-        <w:bidi w:val="0"/>
-        <w:ind w:hanging="0" w:start="0"/>
-        <w:jc w:val="start"/>
-        <w:rPr/>
-      </w:pPr>
-      <w:r>
-        <w:rPr/>
-        <w:t xml:space="preserve">Пейзажный парк, заложенный ещё при Баженове, стал одним из первых «английских» </w:t>
-      </w:r>
-      <w:r>
-        <w:rPr/>
-        <w:t>(</w:t>
-      </w:r>
-      <w:r>
-        <w:rPr/>
-        <w:t>Английский парк — это вид пейзажного парка, который имитирует естественную природу и характеризуется асимметричными, извилистыми дорожками, свободными формами водоемов, лужайками и разнообразными зелеными насаждениями. Он появился в Англии в XVIII веке как противопоставление французскому регулярному стилю с его строгой геометрией.</w:t>
-      </w:r>
-      <w:r>
-        <w:rPr/>
-        <w:t>)</w:t>
-      </w:r>
-      <w:r>
-        <w:rPr/>
-        <w:t xml:space="preserve"> парков в России и был открыт для публичных гуляний.</w:t>
+          <w:numId w:val="6"/>
+        </w:numPr>
+        <w:tabs>
+          <w:tab w:val="clear" w:pos="709"/>
+          <w:tab w:val="left" w:pos="0" w:leader="none"/>
+        </w:tabs>
+        <w:bidi w:val="0"/>
+        <w:ind w:hanging="0" w:start="0"/>
+        <w:jc w:val="start"/>
+        <w:rPr/>
+      </w:pPr>
+      <w:r>
+        <w:rPr>
+          <w:rStyle w:val="Strong"/>
+        </w:rPr>
+        <w:t xml:space="preserve">Крупнейший музей-заповедник Москвы, </w:t>
+      </w:r>
+      <w:r>
+        <w:rPr/>
+        <w:t>площадь которого более 400 га.</w:t>
       </w:r>
     </w:p>
     <w:p>
@@ -701,20 +1007,26 @@
         <w:pStyle w:val="BodyText"/>
         <w:numPr>
           <w:ilvl w:val="0"/>
-          <w:numId w:val="3"/>
-        </w:numPr>
-        <w:tabs>
-          <w:tab w:val="clear" w:pos="709"/>
-          <w:tab w:val="left" w:pos="0" w:leader="none"/>
-        </w:tabs>
-        <w:bidi w:val="0"/>
-        <w:ind w:hanging="0" w:start="0"/>
-        <w:jc w:val="start"/>
-        <w:rPr/>
-      </w:pPr>
-      <w:r>
-        <w:rPr/>
-        <w:t>Оранжерейное хозяйство, основанное при Екатерине, развивалось и приносило доход. Выращивались персики, ананасы, редкие цветы.</w:t>
+          <w:numId w:val="6"/>
+        </w:numPr>
+        <w:tabs>
+          <w:tab w:val="clear" w:pos="709"/>
+          <w:tab w:val="left" w:pos="0" w:leader="none"/>
+        </w:tabs>
+        <w:bidi w:val="0"/>
+        <w:ind w:hanging="0" w:start="0"/>
+        <w:jc w:val="start"/>
+        <w:rPr/>
+      </w:pPr>
+      <w:r>
+        <w:rPr>
+          <w:rStyle w:val="Strong"/>
+        </w:rPr>
+        <w:t>Культурная площадка:</w:t>
+      </w:r>
+      <w:r>
+        <w:rPr/>
+        <w:t> концерты, фестивали, выставки, светомузыкальные шоу у фонтанов.</w:t>
       </w:r>
     </w:p>
     <w:p>
@@ -722,542 +1034,100 @@
         <w:pStyle w:val="BodyText"/>
         <w:numPr>
           <w:ilvl w:val="0"/>
-          <w:numId w:val="3"/>
-        </w:numPr>
-        <w:tabs>
-          <w:tab w:val="clear" w:pos="709"/>
-          <w:tab w:val="left" w:pos="0" w:leader="none"/>
-        </w:tabs>
-        <w:bidi w:val="0"/>
-        <w:ind w:hanging="0" w:start="0"/>
-        <w:jc w:val="start"/>
-        <w:rPr/>
-      </w:pPr>
-      <w:r>
-        <w:rPr/>
-        <w:t>Во второй половине XIX века окрестности Царицыно превратились в популярную </w:t>
-      </w:r>
-      <w:r>
-        <w:rPr>
-          <w:rStyle w:val="Strong"/>
-        </w:rPr>
-        <w:t>дачную местность</w:t>
-      </w:r>
-      <w:r>
-        <w:rPr/>
-        <w:t>. Снимали дачи представители интеллигенции.</w:t>
-      </w:r>
-    </w:p>
-    <w:p>
-      <w:pPr>
-        <w:pStyle w:val="BodyText"/>
-        <w:numPr>
-          <w:ilvl w:val="0"/>
-          <w:numId w:val="3"/>
-        </w:numPr>
-        <w:tabs>
-          <w:tab w:val="clear" w:pos="709"/>
-          <w:tab w:val="left" w:pos="0" w:leader="none"/>
-        </w:tabs>
-        <w:bidi w:val="0"/>
-        <w:ind w:hanging="0" w:start="0"/>
-        <w:jc w:val="start"/>
-        <w:rPr/>
-      </w:pPr>
-      <w:r>
-        <w:rPr/>
-        <w:t>В 1865 году была открыта Курская железная дорога с платформой «Царицыно», что сделало место ещё более доступным.</w:t>
-      </w:r>
-    </w:p>
-    <w:p>
-      <w:pPr>
-        <w:pStyle w:val="Heading3"/>
-        <w:bidi w:val="0"/>
-        <w:jc w:val="start"/>
-        <w:rPr/>
-      </w:pPr>
-      <w:r>
-        <w:rPr>
-          <w:rStyle w:val="Strong"/>
+          <w:numId w:val="6"/>
+        </w:numPr>
+        <w:tabs>
+          <w:tab w:val="clear" w:pos="709"/>
+          <w:tab w:val="left" w:pos="0" w:leader="none"/>
+        </w:tabs>
+        <w:bidi w:val="0"/>
+        <w:ind w:hanging="0" w:start="0"/>
+        <w:jc w:val="start"/>
+        <w:rPr>
           <w:b/>
           <w:bCs/>
         </w:rPr>
-        <w:t>Слайд 5</w:t>
-      </w:r>
-      <w:r>
-        <w:rPr>
-          <w:rStyle w:val="Strong"/>
+      </w:pPr>
+      <w:r>
+        <w:rPr>
+          <w:rStyle w:val="Strong"/>
+        </w:rPr>
+        <w:t>Развитая инфраструктура</w:t>
+      </w:r>
+    </w:p>
+    <w:p>
+      <w:pPr>
+        <w:pStyle w:val="BodyText"/>
+        <w:numPr>
+          <w:ilvl w:val="0"/>
+          <w:numId w:val="6"/>
+        </w:numPr>
+        <w:tabs>
+          <w:tab w:val="clear" w:pos="709"/>
+          <w:tab w:val="left" w:pos="0" w:leader="none"/>
+        </w:tabs>
+        <w:bidi w:val="0"/>
+        <w:ind w:hanging="0" w:start="0"/>
+        <w:jc w:val="start"/>
+        <w:rPr>
           <w:b/>
           <w:bCs/>
         </w:rPr>
-        <w:t>. Советский период (1917–1990-е): От дач к району Москвы</w:t>
-      </w:r>
-    </w:p>
-    <w:p>
-      <w:pPr>
-        <w:pStyle w:val="BodyText"/>
-        <w:bidi w:val="0"/>
-        <w:jc w:val="start"/>
-        <w:rPr/>
-      </w:pPr>
-      <w:r>
-        <w:rPr/>
-        <w:t>После революции 1917 года усадьба была национализирована.</w:t>
-      </w:r>
-    </w:p>
-    <w:p>
-      <w:pPr>
-        <w:pStyle w:val="BodyText"/>
-        <w:numPr>
-          <w:ilvl w:val="0"/>
-          <w:numId w:val="4"/>
-        </w:numPr>
-        <w:tabs>
-          <w:tab w:val="clear" w:pos="709"/>
-          <w:tab w:val="left" w:pos="0" w:leader="none"/>
-        </w:tabs>
-        <w:bidi w:val="0"/>
-        <w:ind w:hanging="0" w:start="0"/>
-        <w:jc w:val="start"/>
-        <w:rPr/>
-      </w:pPr>
-      <w:r>
-        <w:rPr/>
-        <w:t xml:space="preserve">В 1926 году в некоторых строениях открыли музей. В 1930-е годы возникали </w:t>
-      </w:r>
-      <w:r>
-        <w:rPr/>
-        <w:t>различные</w:t>
-      </w:r>
-      <w:r>
-        <w:rPr/>
-        <w:t xml:space="preserve"> проекты (например, надстроить дворец под дом отдыха), но они не были реализованы. В 1960-е годы Царицыно </w:t>
-      </w:r>
-      <w:r>
-        <w:rPr/>
-        <w:t xml:space="preserve">(под названием Ленино-Дачное)  </w:t>
-      </w:r>
-      <w:r>
-        <w:rPr/>
-        <w:t>вошло в состав Москвы.</w:t>
-      </w:r>
-    </w:p>
-    <w:p>
-      <w:pPr>
-        <w:pStyle w:val="BodyText"/>
-        <w:numPr>
-          <w:ilvl w:val="0"/>
-          <w:numId w:val="4"/>
-        </w:numPr>
-        <w:tabs>
-          <w:tab w:val="clear" w:pos="709"/>
-          <w:tab w:val="left" w:pos="0" w:leader="none"/>
-        </w:tabs>
-        <w:bidi w:val="0"/>
-        <w:ind w:hanging="0" w:start="0"/>
-        <w:jc w:val="start"/>
-        <w:rPr/>
-      </w:pPr>
-      <w:r>
-        <w:rPr/>
-        <w:t>В 1960 году ансамблю присвоили статус </w:t>
-      </w:r>
-      <w:r>
-        <w:rPr>
-          <w:rStyle w:val="Strong"/>
-        </w:rPr>
-        <w:t>памятника истории и культуры республиканского значения</w:t>
-      </w:r>
-      <w:r>
-        <w:rPr/>
-        <w:t>.</w:t>
-      </w:r>
-    </w:p>
-    <w:p>
-      <w:pPr>
-        <w:pStyle w:val="BodyText"/>
-        <w:numPr>
-          <w:ilvl w:val="0"/>
-          <w:numId w:val="4"/>
-        </w:numPr>
-        <w:tabs>
-          <w:tab w:val="clear" w:pos="709"/>
-          <w:tab w:val="left" w:pos="0" w:leader="none"/>
-        </w:tabs>
-        <w:bidi w:val="0"/>
-        <w:ind w:hanging="0" w:start="0"/>
-        <w:jc w:val="start"/>
-        <w:rPr/>
-      </w:pPr>
-      <w:r>
-        <w:rPr/>
-        <w:t>В </w:t>
-      </w:r>
-      <w:r>
-        <w:rPr>
-          <w:rStyle w:val="Strong"/>
-        </w:rPr>
-        <w:t>1960–1980-е годы</w:t>
-      </w:r>
-      <w:r>
-        <w:rPr/>
-        <w:t xml:space="preserve"> вокруг исторического ядра началось массовое жилищное строительство. Выросли типовы́е микрорайоны. Население </w:t>
-      </w:r>
-      <w:r>
-        <w:rPr/>
-        <w:t>значительно увеличилось</w:t>
-      </w:r>
-    </w:p>
-    <w:p>
-      <w:pPr>
-        <w:pStyle w:val="BodyText"/>
-        <w:numPr>
-          <w:ilvl w:val="0"/>
-          <w:numId w:val="4"/>
-        </w:numPr>
-        <w:tabs>
-          <w:tab w:val="clear" w:pos="709"/>
-          <w:tab w:val="left" w:pos="0" w:leader="none"/>
-        </w:tabs>
-        <w:bidi w:val="0"/>
-        <w:ind w:hanging="0" w:start="0"/>
-        <w:jc w:val="start"/>
-        <w:rPr/>
-      </w:pPr>
-      <w:r>
-        <w:rPr>
-          <w:rStyle w:val="Strong"/>
-        </w:rPr>
-        <w:t>Заповедник:</w:t>
-      </w:r>
-      <w:r>
-        <w:rPr/>
-        <w:t> В 1984 году был образован </w:t>
-      </w:r>
-      <w:r>
-        <w:rPr>
-          <w:rStyle w:val="Strong"/>
-        </w:rPr>
-        <w:t>Государственный музей-заповедник «Царицыно»</w:t>
-      </w:r>
-      <w:r>
-        <w:rPr/>
-        <w:t xml:space="preserve">, что теоретически защитило территорию, </w:t>
-      </w:r>
-      <w:r>
-        <w:rPr/>
-        <w:t>хотя</w:t>
-      </w:r>
-      <w:r>
-        <w:rPr/>
-        <w:t xml:space="preserve"> самих построек оставалось катастрофическим — они продолжали разрушаться.</w:t>
-      </w:r>
-    </w:p>
-    <w:p>
-      <w:pPr>
-        <w:pStyle w:val="Heading3"/>
-        <w:bidi w:val="0"/>
-        <w:jc w:val="start"/>
-        <w:rPr/>
-      </w:pPr>
-      <w:r>
-        <w:rPr>
-          <w:rStyle w:val="Strong"/>
+      </w:pPr>
+      <w:r>
+        <w:rPr>
           <w:b/>
           <w:bCs/>
         </w:rPr>
-        <w:t>Слайд 6</w:t>
-      </w:r>
-      <w:r>
-        <w:rPr>
-          <w:rStyle w:val="Strong"/>
-          <w:b/>
-          <w:bCs/>
-        </w:rPr>
-        <w:t xml:space="preserve">. </w:t>
-      </w:r>
-      <w:r>
-        <w:rPr>
-          <w:rStyle w:val="Strong"/>
-          <w:b/>
-          <w:bCs/>
-        </w:rPr>
-        <w:t>Р</w:t>
-      </w:r>
-      <w:r>
-        <w:rPr>
-          <w:rStyle w:val="Strong"/>
-          <w:b/>
-          <w:bCs/>
-        </w:rPr>
-        <w:t>еконструкция (2000-е годы)</w:t>
-      </w:r>
-    </w:p>
-    <w:p>
-      <w:pPr>
-        <w:pStyle w:val="BodyText"/>
-        <w:bidi w:val="0"/>
-        <w:jc w:val="start"/>
-        <w:rPr/>
-      </w:pPr>
-      <w:r>
-        <w:rPr/>
-        <w:t>К концу XX века дворец представлял собой печальное зрелище: без крыши, с деревьями, растущими из стен. В 2007 году по инициативе мэра Москвы </w:t>
-      </w:r>
-      <w:r>
-        <w:rPr>
-          <w:rStyle w:val="Strong"/>
-        </w:rPr>
-        <w:t xml:space="preserve">Ю. М. Лужкова. </w:t>
-      </w:r>
-      <w:r>
-        <w:rPr>
-          <w:rStyle w:val="Strong"/>
+        <w:t>Многоэтажная жилая застройка</w:t>
+      </w:r>
+    </w:p>
+    <w:p>
+      <w:pPr>
+        <w:pStyle w:val="BodyText"/>
+        <w:numPr>
+          <w:ilvl w:val="0"/>
+          <w:numId w:val="0"/>
+        </w:numPr>
+        <w:tabs>
+          <w:tab w:val="clear" w:pos="709"/>
+          <w:tab w:val="left" w:pos="0" w:leader="none"/>
+        </w:tabs>
+        <w:bidi w:val="0"/>
+        <w:ind w:hanging="0" w:start="0"/>
+        <w:jc w:val="start"/>
+        <w:rPr>
           <w:b w:val="false"/>
           <w:bCs w:val="false"/>
         </w:rPr>
-        <w:t xml:space="preserve">Началась комплексная реставрация всего ансамбля </w:t>
-      </w:r>
-    </w:p>
-    <w:p>
-      <w:pPr>
-        <w:pStyle w:val="BodyText"/>
-        <w:numPr>
-          <w:ilvl w:val="0"/>
-          <w:numId w:val="5"/>
-        </w:numPr>
-        <w:tabs>
-          <w:tab w:val="clear" w:pos="709"/>
-          <w:tab w:val="left" w:pos="0" w:leader="none"/>
-        </w:tabs>
-        <w:bidi w:val="0"/>
-        <w:ind w:hanging="0" w:start="0"/>
-        <w:jc w:val="start"/>
-        <w:rPr/>
-      </w:pPr>
-      <w:r>
-        <w:rPr/>
-        <w:t>Проект вызвал дискуссии среди историков и общественности. Противники указывали на спасение памятника от полного уничтожения и возвращение его людям.</w:t>
-      </w:r>
-    </w:p>
-    <w:p>
-      <w:pPr>
-        <w:pStyle w:val="BodyText"/>
-        <w:numPr>
-          <w:ilvl w:val="0"/>
-          <w:numId w:val="5"/>
-        </w:numPr>
-        <w:tabs>
-          <w:tab w:val="clear" w:pos="709"/>
-          <w:tab w:val="left" w:pos="0" w:leader="none"/>
-        </w:tabs>
-        <w:bidi w:val="0"/>
-        <w:ind w:hanging="0" w:start="0"/>
-        <w:jc w:val="start"/>
-        <w:rPr/>
-      </w:pPr>
-      <w:r>
-        <w:rPr>
-          <w:rStyle w:val="Strong"/>
-        </w:rPr>
-        <w:t>Результат:</w:t>
-      </w:r>
-      <w:r>
-        <w:rPr/>
-        <w:t> К </w:t>
-      </w:r>
-      <w:r>
-        <w:rPr>
-          <w:rStyle w:val="Strong"/>
-        </w:rPr>
-        <w:t>2007 году</w:t>
-      </w:r>
-      <w:r>
-        <w:rPr/>
-        <w:t> ансамбль был </w:t>
-      </w:r>
-      <w:r>
-        <w:rPr>
-          <w:rStyle w:val="Strong"/>
-        </w:rPr>
-        <w:t>достроен и восстановлен</w:t>
-      </w:r>
-      <w:r>
-        <w:rPr/>
-        <w:t> в том виде, в каком его, вероятно, хотел видеть Казаков. Были отреставрированы все павильоны, воссозданы интерьеры Большого дворца, построены новые фонтанные комплексы, благоустроен парк. </w:t>
-      </w:r>
-      <w:r>
-        <w:rPr>
-          <w:rStyle w:val="Strong"/>
-        </w:rPr>
-        <w:t>Царицыно превратилось в благоустроенный музейно-парковый комплекс.</w:t>
-      </w:r>
-    </w:p>
-    <w:p>
-      <w:pPr>
-        <w:pStyle w:val="Heading3"/>
-        <w:bidi w:val="0"/>
-        <w:jc w:val="start"/>
-        <w:rPr/>
-      </w:pPr>
-      <w:r>
-        <w:rPr>
-          <w:rStyle w:val="Strong"/>
-          <w:b/>
-          <w:bCs/>
-        </w:rPr>
-        <w:t>Слайд 7.</w:t>
-      </w:r>
-      <w:r>
-        <w:rPr>
-          <w:rStyle w:val="Strong"/>
-          <w:b/>
-          <w:bCs/>
-        </w:rPr>
-        <w:t xml:space="preserve"> Современность (с 2007 года по настоящее время)</w:t>
-      </w:r>
-    </w:p>
-    <w:p>
-      <w:pPr>
-        <w:pStyle w:val="BodyText"/>
-        <w:bidi w:val="0"/>
-        <w:jc w:val="start"/>
-        <w:rPr/>
-      </w:pPr>
-      <w:r>
-        <w:rPr/>
-        <w:t>Сегодня Царицыно — это:</w:t>
-      </w:r>
-    </w:p>
-    <w:p>
-      <w:pPr>
-        <w:pStyle w:val="BodyText"/>
-        <w:numPr>
-          <w:ilvl w:val="0"/>
-          <w:numId w:val="6"/>
-        </w:numPr>
-        <w:tabs>
-          <w:tab w:val="clear" w:pos="709"/>
-          <w:tab w:val="left" w:pos="0" w:leader="none"/>
-        </w:tabs>
-        <w:bidi w:val="0"/>
-        <w:ind w:hanging="0" w:start="0"/>
-        <w:jc w:val="start"/>
-        <w:rPr/>
-      </w:pPr>
-      <w:r>
-        <w:rPr>
-          <w:rStyle w:val="Strong"/>
-        </w:rPr>
-        <w:t xml:space="preserve">Крупнейший музей-заповедник Москвы, </w:t>
-      </w:r>
-      <w:r>
-        <w:rPr/>
-        <w:t>площадь которого более 400 га.</w:t>
-      </w:r>
-    </w:p>
-    <w:p>
-      <w:pPr>
-        <w:pStyle w:val="BodyText"/>
-        <w:numPr>
-          <w:ilvl w:val="0"/>
-          <w:numId w:val="6"/>
-        </w:numPr>
-        <w:tabs>
-          <w:tab w:val="clear" w:pos="709"/>
-          <w:tab w:val="left" w:pos="0" w:leader="none"/>
-        </w:tabs>
-        <w:bidi w:val="0"/>
-        <w:ind w:hanging="0" w:start="0"/>
-        <w:jc w:val="start"/>
-        <w:rPr/>
-      </w:pPr>
-      <w:r>
-        <w:rPr>
-          <w:rStyle w:val="Strong"/>
-        </w:rPr>
-        <w:t>Культурная площадка:</w:t>
-      </w:r>
-      <w:r>
-        <w:rPr/>
-        <w:t> концерты, фестивали, выставки, светомузыкальные шоу у фонтанов.</w:t>
-      </w:r>
-    </w:p>
-    <w:p>
-      <w:pPr>
-        <w:pStyle w:val="BodyText"/>
-        <w:numPr>
-          <w:ilvl w:val="0"/>
-          <w:numId w:val="6"/>
-        </w:numPr>
-        <w:tabs>
-          <w:tab w:val="clear" w:pos="709"/>
-          <w:tab w:val="left" w:pos="0" w:leader="none"/>
-        </w:tabs>
-        <w:bidi w:val="0"/>
-        <w:ind w:hanging="0" w:start="0"/>
-        <w:jc w:val="start"/>
-        <w:rPr/>
-      </w:pPr>
-      <w:r>
-        <w:rPr>
-          <w:rStyle w:val="Strong"/>
-        </w:rPr>
-        <w:t>Развитая инфраструктура</w:t>
-      </w:r>
-    </w:p>
-    <w:p>
-      <w:pPr>
-        <w:pStyle w:val="BodyText"/>
-        <w:numPr>
-          <w:ilvl w:val="0"/>
-          <w:numId w:val="6"/>
-        </w:numPr>
-        <w:tabs>
-          <w:tab w:val="clear" w:pos="709"/>
-          <w:tab w:val="left" w:pos="0" w:leader="none"/>
-        </w:tabs>
-        <w:bidi w:val="0"/>
-        <w:ind w:hanging="0" w:start="0"/>
-        <w:jc w:val="start"/>
-        <w:rPr>
-          <w:b/>
-          <w:bCs/>
-        </w:rPr>
-      </w:pPr>
-      <w:r>
-        <w:rPr>
-          <w:b/>
-          <w:bCs/>
-        </w:rPr>
-        <w:t>Многоэтажная жилая застройка</w:t>
-      </w:r>
-    </w:p>
-    <w:p>
-      <w:pPr>
-        <w:pStyle w:val="BodyText"/>
-        <w:numPr>
-          <w:ilvl w:val="0"/>
-          <w:numId w:val="0"/>
-        </w:numPr>
-        <w:tabs>
-          <w:tab w:val="clear" w:pos="709"/>
-          <w:tab w:val="left" w:pos="0" w:leader="none"/>
-        </w:tabs>
-        <w:bidi w:val="0"/>
-        <w:ind w:hanging="0" w:start="0"/>
-        <w:jc w:val="start"/>
+      </w:pPr>
+      <w:r>
         <w:rPr>
           <w:b w:val="false"/>
           <w:bCs w:val="false"/>
         </w:rPr>
-      </w:pPr>
+        <w:t xml:space="preserve">На территории района располагаются 3 православных церкви: </w:t>
+      </w:r>
       <w:r>
         <w:rPr>
           <w:b w:val="false"/>
           <w:bCs w:val="false"/>
         </w:rPr>
-        <w:t>На территории района располагаются 3 православных церкви: Благовещенская, Архимандрита</w:t>
+        <w:t xml:space="preserve">Успенская, </w:t>
+      </w:r>
+      <w:r>
+        <w:rPr>
+          <w:b w:val="false"/>
+          <w:bCs w:val="false"/>
+        </w:rPr>
+        <w:t xml:space="preserve">Благовещенская, </w:t>
+      </w:r>
+      <w:r>
+        <w:rPr>
+          <w:b w:val="false"/>
+          <w:bCs w:val="false"/>
+        </w:rPr>
+        <w:t>Стефана Архидиакона</w:t>
       </w:r>
     </w:p>
     <w:p>
@@ -2008,7 +1878,10 @@
         </w:tabs>
         <w:ind w:start="0" w:hanging="0"/>
       </w:pPr>
-      <w:rPr/>
+      <w:rPr>
+        <w:b w:val="false"/>
+        <w:bCs w:val="false"/>
+      </w:rPr>
     </w:lvl>
     <w:lvl w:ilvl="1">
       <w:start w:val="1"/>
@@ -2297,7 +2170,7 @@
   </w:style>
   <w:style w:type="paragraph" w:styleId="Heading3">
     <w:name w:val="heading 3"/>
-    <w:basedOn w:val="user2"/>
+    <w:basedOn w:val="Style15"/>
     <w:next w:val="BodyText"/>
     <w:qFormat/>
     <w:pPr>
@@ -2320,19 +2193,19 @@
       <w:bCs/>
     </w:rPr>
   </w:style>
-  <w:style w:type="character" w:styleId="user">
-    <w:name w:val="Маркеры (user)"/>
+  <w:style w:type="character" w:styleId="Style13">
+    <w:name w:val="Маркеры"/>
     <w:qFormat/>
     <w:rPr>
       <w:rFonts w:ascii="OpenSymbol" w:hAnsi="OpenSymbol" w:eastAsia="OpenSymbol" w:cs="OpenSymbol"/>
     </w:rPr>
   </w:style>
-  <w:style w:type="character" w:styleId="user1">
-    <w:name w:val="Символ нумерации (user)"/>
+  <w:style w:type="character" w:styleId="Style14">
+    <w:name w:val="Символ нумерации"/>
     <w:qFormat/>
     <w:rPr/>
   </w:style>
-  <w:style w:type="paragraph" w:styleId="Style13">
+  <w:style w:type="paragraph" w:styleId="Style15">
     <w:name w:val="Заголовок"/>
     <w:basedOn w:val="Normal"/>
     <w:next w:val="BodyText"/>
@@ -2379,7 +2252,7 @@
       <w:szCs w:val="24"/>
     </w:rPr>
   </w:style>
-  <w:style w:type="paragraph" w:styleId="Style14">
+  <w:style w:type="paragraph" w:styleId="Style16">
     <w:name w:val="Указатель"/>
     <w:basedOn w:val="Normal"/>
     <w:qFormat/>
@@ -2390,7 +2263,7 @@
       <w:rFonts w:cs="Lucida Sans"/>
     </w:rPr>
   </w:style>
-  <w:style w:type="paragraph" w:styleId="user2">
+  <w:style w:type="paragraph" w:styleId="user">
     <w:name w:val="Заголовок (user)"/>
     <w:basedOn w:val="Normal"/>
     <w:next w:val="BodyText"/>
@@ -2405,7 +2278,7 @@
       <w:szCs w:val="28"/>
     </w:rPr>
   </w:style>
-  <w:style w:type="paragraph" w:styleId="user3">
+  <w:style w:type="paragraph" w:styleId="user1">
     <w:name w:val="Указатель (user)"/>
     <w:basedOn w:val="Normal"/>
     <w:qFormat/>

--- a/Основы Российской Государственности/История района Царицыно.docx
+++ b/Основы Российской Государственности/История района Царицыно.docx
@@ -1106,28 +1106,7 @@
           <w:b w:val="false"/>
           <w:bCs w:val="false"/>
         </w:rPr>
-        <w:t xml:space="preserve">На территории района располагаются 3 православных церкви: </w:t>
-      </w:r>
-      <w:r>
-        <w:rPr>
-          <w:b w:val="false"/>
-          <w:bCs w:val="false"/>
-        </w:rPr>
-        <w:t xml:space="preserve">Успенская, </w:t>
-      </w:r>
-      <w:r>
-        <w:rPr>
-          <w:b w:val="false"/>
-          <w:bCs w:val="false"/>
-        </w:rPr>
-        <w:t xml:space="preserve">Благовещенская, </w:t>
-      </w:r>
-      <w:r>
-        <w:rPr>
-          <w:b w:val="false"/>
-          <w:bCs w:val="false"/>
-        </w:rPr>
-        <w:t>Стефана Архидиакона</w:t>
+        <w:t>На территории района располагаются 3 православных церкви: Успенская, Благовещенская, Стефана Архидиакона</w:t>
       </w:r>
     </w:p>
     <w:p>
@@ -2170,7 +2149,7 @@
   </w:style>
   <w:style w:type="paragraph" w:styleId="Heading3">
     <w:name w:val="heading 3"/>
-    <w:basedOn w:val="Style15"/>
+    <w:basedOn w:val="user2"/>
     <w:next w:val="BodyText"/>
     <w:qFormat/>
     <w:pPr>
@@ -2193,19 +2172,19 @@
       <w:bCs/>
     </w:rPr>
   </w:style>
-  <w:style w:type="character" w:styleId="Style13">
-    <w:name w:val="Маркеры"/>
+  <w:style w:type="character" w:styleId="user">
+    <w:name w:val="Маркеры (user)"/>
     <w:qFormat/>
     <w:rPr>
       <w:rFonts w:ascii="OpenSymbol" w:hAnsi="OpenSymbol" w:eastAsia="OpenSymbol" w:cs="OpenSymbol"/>
     </w:rPr>
   </w:style>
-  <w:style w:type="character" w:styleId="Style14">
-    <w:name w:val="Символ нумерации"/>
+  <w:style w:type="character" w:styleId="user1">
+    <w:name w:val="Символ нумерации (user)"/>
     <w:qFormat/>
     <w:rPr/>
   </w:style>
-  <w:style w:type="paragraph" w:styleId="Style15">
+  <w:style w:type="paragraph" w:styleId="Style13">
     <w:name w:val="Заголовок"/>
     <w:basedOn w:val="Normal"/>
     <w:next w:val="BodyText"/>
@@ -2252,7 +2231,7 @@
       <w:szCs w:val="24"/>
     </w:rPr>
   </w:style>
-  <w:style w:type="paragraph" w:styleId="Style16">
+  <w:style w:type="paragraph" w:styleId="Style14">
     <w:name w:val="Указатель"/>
     <w:basedOn w:val="Normal"/>
     <w:qFormat/>
@@ -2263,7 +2242,7 @@
       <w:rFonts w:cs="Lucida Sans"/>
     </w:rPr>
   </w:style>
-  <w:style w:type="paragraph" w:styleId="user">
+  <w:style w:type="paragraph" w:styleId="user2">
     <w:name w:val="Заголовок (user)"/>
     <w:basedOn w:val="Normal"/>
     <w:next w:val="BodyText"/>
@@ -2278,7 +2257,7 @@
       <w:szCs w:val="28"/>
     </w:rPr>
   </w:style>
-  <w:style w:type="paragraph" w:styleId="user1">
+  <w:style w:type="paragraph" w:styleId="user3">
     <w:name w:val="Указатель (user)"/>
     <w:basedOn w:val="Normal"/>
     <w:qFormat/>
